--- a/04/WEB-Lab04-ITCSIU24039-Vũ Quốc Khánh.docx
+++ b/04/WEB-Lab04-ITCSIU24039-Vũ Quốc Khánh.docx
@@ -1265,12 +1265,12 @@
           <wp:inline distB="114300" distT="114300" distL="114300" distR="114300">
             <wp:extent cx="5731200" cy="3124200"/>
             <wp:effectExtent b="0" l="0" r="0" t="0"/>
-            <wp:docPr id="2" name="image7.png"/>
+            <wp:docPr id="3" name="image11.png"/>
             <a:graphic>
               <a:graphicData uri="http://schemas.openxmlformats.org/drawingml/2006/picture">
                 <pic:pic>
                   <pic:nvPicPr>
-                    <pic:cNvPr id="0" name="image7.png"/>
+                    <pic:cNvPr id="0" name="image11.png"/>
                     <pic:cNvPicPr preferRelativeResize="0"/>
                   </pic:nvPicPr>
                   <pic:blipFill>
@@ -2036,12 +2036,12 @@
           <wp:inline distB="114300" distT="114300" distL="114300" distR="114300">
             <wp:extent cx="5731200" cy="3124200"/>
             <wp:effectExtent b="0" l="0" r="0" t="0"/>
-            <wp:docPr id="1" name="image6.png"/>
+            <wp:docPr id="1" name="image10.png"/>
             <a:graphic>
               <a:graphicData uri="http://schemas.openxmlformats.org/drawingml/2006/picture">
                 <pic:pic>
                   <pic:nvPicPr>
-                    <pic:cNvPr id="0" name="image6.png"/>
+                    <pic:cNvPr id="0" name="image10.png"/>
                     <pic:cNvPicPr preferRelativeResize="0"/>
                   </pic:nvPicPr>
                   <pic:blipFill>
@@ -3022,12 +3022,12 @@
           <wp:inline distB="114300" distT="114300" distL="114300" distR="114300">
             <wp:extent cx="5731200" cy="3454400"/>
             <wp:effectExtent b="0" l="0" r="0" t="0"/>
-            <wp:docPr id="7" name="image1.png"/>
+            <wp:docPr id="10" name="image9.png"/>
             <a:graphic>
               <a:graphicData uri="http://schemas.openxmlformats.org/drawingml/2006/picture">
                 <pic:pic>
                   <pic:nvPicPr>
-                    <pic:cNvPr id="0" name="image1.png"/>
+                    <pic:cNvPr id="0" name="image9.png"/>
                     <pic:cNvPicPr preferRelativeResize="0"/>
                   </pic:nvPicPr>
                   <pic:blipFill>
@@ -3078,7 +3078,7 @@
           <wp:inline distB="114300" distT="114300" distL="114300" distR="114300">
             <wp:extent cx="5731200" cy="2984500"/>
             <wp:effectExtent b="0" l="0" r="0" t="0"/>
-            <wp:docPr id="4" name="image5.png"/>
+            <wp:docPr id="5" name="image5.png"/>
             <a:graphic>
               <a:graphicData uri="http://schemas.openxmlformats.org/drawingml/2006/picture">
                 <pic:pic>
@@ -3134,12 +3134,12 @@
           <wp:inline distB="114300" distT="114300" distL="114300" distR="114300">
             <wp:extent cx="5731200" cy="2984500"/>
             <wp:effectExtent b="0" l="0" r="0" t="0"/>
-            <wp:docPr id="5" name="image3.png"/>
+            <wp:docPr id="6" name="image2.png"/>
             <a:graphic>
               <a:graphicData uri="http://schemas.openxmlformats.org/drawingml/2006/picture">
                 <pic:pic>
                   <pic:nvPicPr>
-                    <pic:cNvPr id="0" name="image3.png"/>
+                    <pic:cNvPr id="0" name="image2.png"/>
                     <pic:cNvPicPr preferRelativeResize="0"/>
                   </pic:nvPicPr>
                   <pic:blipFill>
@@ -3190,12 +3190,12 @@
           <wp:inline distB="114300" distT="114300" distL="114300" distR="114300">
             <wp:extent cx="5731200" cy="2984500"/>
             <wp:effectExtent b="0" l="0" r="0" t="0"/>
-            <wp:docPr id="6" name="image2.png"/>
+            <wp:docPr id="7" name="image6.png"/>
             <a:graphic>
               <a:graphicData uri="http://schemas.openxmlformats.org/drawingml/2006/picture">
                 <pic:pic>
                   <pic:nvPicPr>
-                    <pic:cNvPr id="0" name="image2.png"/>
+                    <pic:cNvPr id="0" name="image6.png"/>
                     <pic:cNvPicPr preferRelativeResize="0"/>
                   </pic:nvPicPr>
                   <pic:blipFill>
@@ -3246,12 +3246,12 @@
           <wp:inline distB="114300" distT="114300" distL="114300" distR="114300">
             <wp:extent cx="5731200" cy="2984500"/>
             <wp:effectExtent b="0" l="0" r="0" t="0"/>
-            <wp:docPr id="3" name="image4.png"/>
+            <wp:docPr id="4" name="image8.png"/>
             <a:graphic>
               <a:graphicData uri="http://schemas.openxmlformats.org/drawingml/2006/picture">
                 <pic:pic>
                   <pic:nvPicPr>
-                    <pic:cNvPr id="0" name="image4.png"/>
+                    <pic:cNvPr id="0" name="image8.png"/>
                     <pic:cNvPicPr preferRelativeResize="0"/>
                   </pic:nvPicPr>
                   <pic:blipFill>
@@ -3279,6 +3279,6117 @@
         <w:rPr>
           <w:rtl w:val="0"/>
         </w:rPr>
+      </w:r>
+    </w:p>
+    <w:p>
+      <w:pPr>
+        <w:pStyle w:val="Heading1"/>
+        <w:rPr/>
+      </w:pPr>
+      <w:bookmarkStart w:colFirst="0" w:colLast="0" w:name="_i6h9a9ob3kfu" w:id="13"/>
+      <w:bookmarkEnd w:id="13"/>
+      <w:r>
+        <w:rPr>
+          <w:rtl w:val="0"/>
+        </w:rPr>
+        <w:t xml:space="preserve">Exercise 3</w:t>
+      </w:r>
+    </w:p>
+    <w:p>
+      <w:pPr>
+        <w:pStyle w:val="Heading2"/>
+        <w:rPr/>
+      </w:pPr>
+      <w:bookmarkStart w:colFirst="0" w:colLast="0" w:name="_6cdshyhih7ls" w:id="14"/>
+      <w:bookmarkEnd w:id="14"/>
+      <w:r>
+        <w:rPr>
+          <w:rtl w:val="0"/>
+        </w:rPr>
+        <w:t xml:space="preserve">Task 3.1</w:t>
+      </w:r>
+    </w:p>
+    <w:p>
+      <w:pPr>
+        <w:pStyle w:val="Heading3"/>
+        <w:rPr/>
+      </w:pPr>
+      <w:bookmarkStart w:colFirst="0" w:colLast="0" w:name="_vbgc8mrb72ws" w:id="15"/>
+      <w:bookmarkEnd w:id="15"/>
+      <w:r>
+        <w:rPr>
+          <w:rtl w:val="0"/>
+        </w:rPr>
+        <w:t xml:space="preserve">Code</w:t>
+      </w:r>
+    </w:p>
+    <w:p>
+      <w:pPr>
+        <w:rPr/>
+      </w:pPr>
+      <w:r>
+        <w:rPr>
+          <w:rtl w:val="0"/>
+        </w:rPr>
+        <w:t xml:space="preserve">&lt;%-- </w:t>
+      </w:r>
+    </w:p>
+    <w:p>
+      <w:pPr>
+        <w:rPr/>
+      </w:pPr>
+      <w:r>
+        <w:rPr>
+          <w:rtl w:val="0"/>
+        </w:rPr>
+        <w:t xml:space="preserve">    Document   : edit_student</w:t>
+      </w:r>
+    </w:p>
+    <w:p>
+      <w:pPr>
+        <w:rPr/>
+      </w:pPr>
+      <w:r>
+        <w:rPr>
+          <w:rtl w:val="0"/>
+        </w:rPr>
+        <w:t xml:space="preserve">    Created on : Apr 27, 2026, 8:05:47 PM</w:t>
+      </w:r>
+    </w:p>
+    <w:p>
+      <w:pPr>
+        <w:rPr/>
+      </w:pPr>
+      <w:r>
+        <w:rPr>
+          <w:rtl w:val="0"/>
+        </w:rPr>
+        <w:t xml:space="preserve">    Author     : Islabre</w:t>
+      </w:r>
+    </w:p>
+    <w:p>
+      <w:pPr>
+        <w:rPr/>
+      </w:pPr>
+      <w:r>
+        <w:rPr>
+          <w:rtl w:val="0"/>
+        </w:rPr>
+        <w:t xml:space="preserve">--%&gt;</w:t>
+      </w:r>
+    </w:p>
+    <w:p>
+      <w:pPr>
+        <w:rPr/>
+      </w:pPr>
+      <w:r>
+        <w:rPr>
+          <w:rtl w:val="0"/>
+        </w:rPr>
+      </w:r>
+    </w:p>
+    <w:p>
+      <w:pPr>
+        <w:rPr/>
+      </w:pPr>
+      <w:r>
+        <w:rPr>
+          <w:rtl w:val="0"/>
+        </w:rPr>
+        <w:t xml:space="preserve">&lt;%@page contentType="text/html" pageEncoding="UTF-8"%&gt;</w:t>
+      </w:r>
+    </w:p>
+    <w:p>
+      <w:pPr>
+        <w:rPr/>
+      </w:pPr>
+      <w:r>
+        <w:rPr>
+          <w:rtl w:val="0"/>
+        </w:rPr>
+        <w:t xml:space="preserve">&lt;%@ page import="java.sql.*" %&gt;</w:t>
+      </w:r>
+    </w:p>
+    <w:p>
+      <w:pPr>
+        <w:rPr/>
+      </w:pPr>
+      <w:r>
+        <w:rPr>
+          <w:rtl w:val="0"/>
+        </w:rPr>
+        <w:t xml:space="preserve">&lt;!DOCTYPE html&gt;</w:t>
+      </w:r>
+    </w:p>
+    <w:p>
+      <w:pPr>
+        <w:rPr/>
+      </w:pPr>
+      <w:r>
+        <w:rPr>
+          <w:rtl w:val="0"/>
+        </w:rPr>
+        <w:t xml:space="preserve">&lt;html&gt;</w:t>
+      </w:r>
+    </w:p>
+    <w:p>
+      <w:pPr>
+        <w:rPr/>
+      </w:pPr>
+      <w:r>
+        <w:rPr>
+          <w:rtl w:val="0"/>
+        </w:rPr>
+        <w:t xml:space="preserve">&lt;head&gt;</w:t>
+      </w:r>
+    </w:p>
+    <w:p>
+      <w:pPr>
+        <w:rPr/>
+      </w:pPr>
+      <w:r>
+        <w:rPr>
+          <w:rtl w:val="0"/>
+        </w:rPr>
+        <w:t xml:space="preserve">    &lt;meta http-equiv="Content-Type" content="text/html; charset=UTF-8"&gt;</w:t>
+      </w:r>
+    </w:p>
+    <w:p>
+      <w:pPr>
+        <w:rPr/>
+      </w:pPr>
+      <w:r>
+        <w:rPr>
+          <w:rtl w:val="0"/>
+        </w:rPr>
+        <w:t xml:space="preserve">    &lt;title&gt;Edit Student&lt;/title&gt;</w:t>
+      </w:r>
+    </w:p>
+    <w:p>
+      <w:pPr>
+        <w:rPr/>
+      </w:pPr>
+      <w:r>
+        <w:rPr>
+          <w:rtl w:val="0"/>
+        </w:rPr>
+        <w:t xml:space="preserve">    &lt;style&gt;</w:t>
+      </w:r>
+    </w:p>
+    <w:p>
+      <w:pPr>
+        <w:rPr/>
+      </w:pPr>
+      <w:r>
+        <w:rPr>
+          <w:rtl w:val="0"/>
+        </w:rPr>
+        <w:t xml:space="preserve">        input[readonly] {</w:t>
+      </w:r>
+    </w:p>
+    <w:p>
+      <w:pPr>
+        <w:rPr/>
+      </w:pPr>
+      <w:r>
+        <w:rPr>
+          <w:rtl w:val="0"/>
+        </w:rPr>
+        <w:t xml:space="preserve">            cursor: not-allowed;</w:t>
+      </w:r>
+    </w:p>
+    <w:p>
+      <w:pPr>
+        <w:rPr/>
+      </w:pPr>
+      <w:r>
+        <w:rPr>
+          <w:rtl w:val="0"/>
+        </w:rPr>
+        <w:t xml:space="preserve">        }</w:t>
+      </w:r>
+    </w:p>
+    <w:p>
+      <w:pPr>
+        <w:rPr/>
+      </w:pPr>
+      <w:r>
+        <w:rPr>
+          <w:rtl w:val="0"/>
+        </w:rPr>
+        <w:t xml:space="preserve">    &lt;/style&gt;</w:t>
+      </w:r>
+    </w:p>
+    <w:p>
+      <w:pPr>
+        <w:rPr/>
+      </w:pPr>
+      <w:r>
+        <w:rPr>
+          <w:rtl w:val="0"/>
+        </w:rPr>
+        <w:t xml:space="preserve">&lt;/head&gt;</w:t>
+      </w:r>
+    </w:p>
+    <w:p>
+      <w:pPr>
+        <w:rPr/>
+      </w:pPr>
+      <w:r>
+        <w:rPr>
+          <w:rtl w:val="0"/>
+        </w:rPr>
+        <w:t xml:space="preserve">&lt;body&gt;</w:t>
+      </w:r>
+    </w:p>
+    <w:p>
+      <w:pPr>
+        <w:rPr/>
+      </w:pPr>
+      <w:r>
+        <w:rPr>
+          <w:rtl w:val="0"/>
+        </w:rPr>
+        <w:t xml:space="preserve">    &lt;h1&gt;Edit Student&lt;/h1&gt;</w:t>
+      </w:r>
+    </w:p>
+    <w:p>
+      <w:pPr>
+        <w:rPr/>
+      </w:pPr>
+      <w:r>
+        <w:rPr>
+          <w:rtl w:val="0"/>
+        </w:rPr>
+        <w:t xml:space="preserve">    </w:t>
+      </w:r>
+    </w:p>
+    <w:p>
+      <w:pPr>
+        <w:rPr/>
+      </w:pPr>
+      <w:r>
+        <w:rPr>
+          <w:rtl w:val="0"/>
+        </w:rPr>
+        <w:t xml:space="preserve">    &lt;% if (request.getParameter("message") != null) { %&gt;</w:t>
+      </w:r>
+    </w:p>
+    <w:p>
+      <w:pPr>
+        <w:rPr/>
+      </w:pPr>
+      <w:r>
+        <w:rPr>
+          <w:rtl w:val="0"/>
+        </w:rPr>
+        <w:t xml:space="preserve">        &lt;div class="message"&gt;</w:t>
+      </w:r>
+    </w:p>
+    <w:p>
+      <w:pPr>
+        <w:rPr/>
+      </w:pPr>
+      <w:r>
+        <w:rPr>
+          <w:rtl w:val="0"/>
+        </w:rPr>
+        <w:t xml:space="preserve">            &lt;%= request.getParameter("message") %&gt;</w:t>
+      </w:r>
+    </w:p>
+    <w:p>
+      <w:pPr>
+        <w:rPr/>
+      </w:pPr>
+      <w:r>
+        <w:rPr>
+          <w:rtl w:val="0"/>
+        </w:rPr>
+        <w:t xml:space="preserve">        &lt;/div&gt;</w:t>
+      </w:r>
+    </w:p>
+    <w:p>
+      <w:pPr>
+        <w:rPr/>
+      </w:pPr>
+      <w:r>
+        <w:rPr>
+          <w:rtl w:val="0"/>
+        </w:rPr>
+        <w:t xml:space="preserve">    &lt;% } %&gt;</w:t>
+      </w:r>
+    </w:p>
+    <w:p>
+      <w:pPr>
+        <w:rPr/>
+      </w:pPr>
+      <w:r>
+        <w:rPr>
+          <w:rtl w:val="0"/>
+        </w:rPr>
+        <w:t xml:space="preserve">    </w:t>
+      </w:r>
+    </w:p>
+    <w:p>
+      <w:pPr>
+        <w:rPr/>
+      </w:pPr>
+      <w:r>
+        <w:rPr>
+          <w:rtl w:val="0"/>
+        </w:rPr>
+        <w:t xml:space="preserve">    &lt;form method="POST" action="process_edit.jsp"&gt;</w:t>
+      </w:r>
+    </w:p>
+    <w:p>
+      <w:pPr>
+        <w:rPr/>
+      </w:pPr>
+      <w:r>
+        <w:rPr>
+          <w:rtl w:val="0"/>
+        </w:rPr>
+        <w:t xml:space="preserve">        &lt;table&gt;</w:t>
+      </w:r>
+    </w:p>
+    <w:p>
+      <w:pPr>
+        <w:rPr/>
+      </w:pPr>
+      <w:r>
+        <w:rPr>
+          <w:rtl w:val="0"/>
+        </w:rPr>
+        <w:t xml:space="preserve">    &lt;%</w:t>
+      </w:r>
+    </w:p>
+    <w:p>
+      <w:pPr>
+        <w:rPr/>
+      </w:pPr>
+      <w:r>
+        <w:rPr>
+          <w:rtl w:val="0"/>
+        </w:rPr>
+        <w:t xml:space="preserve">        String id = request.getParameter("id");</w:t>
+      </w:r>
+    </w:p>
+    <w:p>
+      <w:pPr>
+        <w:rPr/>
+      </w:pPr>
+      <w:r>
+        <w:rPr>
+          <w:rtl w:val="0"/>
+        </w:rPr>
+        <w:t xml:space="preserve">        </w:t>
+      </w:r>
+    </w:p>
+    <w:p>
+      <w:pPr>
+        <w:rPr/>
+      </w:pPr>
+      <w:r>
+        <w:rPr>
+          <w:rtl w:val="0"/>
+        </w:rPr>
+        <w:t xml:space="preserve">        Connection conn = null;</w:t>
+      </w:r>
+    </w:p>
+    <w:p>
+      <w:pPr>
+        <w:rPr/>
+      </w:pPr>
+      <w:r>
+        <w:rPr>
+          <w:rtl w:val="0"/>
+        </w:rPr>
+        <w:t xml:space="preserve">        PreparedStatement pstmt = null;</w:t>
+      </w:r>
+    </w:p>
+    <w:p>
+      <w:pPr>
+        <w:rPr/>
+      </w:pPr>
+      <w:r>
+        <w:rPr>
+          <w:rtl w:val="0"/>
+        </w:rPr>
+        <w:t xml:space="preserve">        ResultSet rs = null;</w:t>
+      </w:r>
+    </w:p>
+    <w:p>
+      <w:pPr>
+        <w:rPr/>
+      </w:pPr>
+      <w:r>
+        <w:rPr>
+          <w:rtl w:val="0"/>
+        </w:rPr>
+        <w:t xml:space="preserve">        </w:t>
+      </w:r>
+    </w:p>
+    <w:p>
+      <w:pPr>
+        <w:rPr/>
+      </w:pPr>
+      <w:r>
+        <w:rPr>
+          <w:rtl w:val="0"/>
+        </w:rPr>
+        <w:t xml:space="preserve">        try {</w:t>
+      </w:r>
+    </w:p>
+    <w:p>
+      <w:pPr>
+        <w:rPr/>
+      </w:pPr>
+      <w:r>
+        <w:rPr>
+          <w:rtl w:val="0"/>
+        </w:rPr>
+        <w:t xml:space="preserve">            // Connect to the database</w:t>
+      </w:r>
+    </w:p>
+    <w:p>
+      <w:pPr>
+        <w:rPr/>
+      </w:pPr>
+      <w:r>
+        <w:rPr>
+          <w:rtl w:val="0"/>
+        </w:rPr>
+        <w:t xml:space="preserve">            Class.forName("com.mysql.cj.jdbc.Driver");</w:t>
+      </w:r>
+    </w:p>
+    <w:p>
+      <w:pPr>
+        <w:rPr/>
+      </w:pPr>
+      <w:r>
+        <w:rPr>
+          <w:rtl w:val="0"/>
+        </w:rPr>
+      </w:r>
+    </w:p>
+    <w:p>
+      <w:pPr>
+        <w:rPr/>
+      </w:pPr>
+      <w:r>
+        <w:rPr>
+          <w:rtl w:val="0"/>
+        </w:rPr>
+        <w:t xml:space="preserve">            conn = DriverManager.getConnection(</w:t>
+      </w:r>
+    </w:p>
+    <w:p>
+      <w:pPr>
+        <w:rPr/>
+      </w:pPr>
+      <w:r>
+        <w:rPr>
+          <w:rtl w:val="0"/>
+        </w:rPr>
+        <w:t xml:space="preserve">                "jdbc:mysql://localhost:3306/student_management",</w:t>
+      </w:r>
+    </w:p>
+    <w:p>
+      <w:pPr>
+        <w:rPr/>
+      </w:pPr>
+      <w:r>
+        <w:rPr>
+          <w:rtl w:val="0"/>
+        </w:rPr>
+        <w:t xml:space="preserve">                "root",</w:t>
+      </w:r>
+    </w:p>
+    <w:p>
+      <w:pPr>
+        <w:rPr/>
+      </w:pPr>
+      <w:r>
+        <w:rPr>
+          <w:rtl w:val="0"/>
+        </w:rPr>
+        <w:t xml:space="preserve">                "Q@jaP*96T8xY#2^7&amp;3@7"</w:t>
+      </w:r>
+    </w:p>
+    <w:p>
+      <w:pPr>
+        <w:rPr/>
+      </w:pPr>
+      <w:r>
+        <w:rPr>
+          <w:rtl w:val="0"/>
+        </w:rPr>
+        <w:t xml:space="preserve">            );</w:t>
+      </w:r>
+    </w:p>
+    <w:p>
+      <w:pPr>
+        <w:rPr/>
+      </w:pPr>
+      <w:r>
+        <w:rPr>
+          <w:rtl w:val="0"/>
+        </w:rPr>
+        <w:t xml:space="preserve">            </w:t>
+      </w:r>
+    </w:p>
+    <w:p>
+      <w:pPr>
+        <w:rPr/>
+      </w:pPr>
+      <w:r>
+        <w:rPr>
+          <w:rtl w:val="0"/>
+        </w:rPr>
+        <w:t xml:space="preserve">            String sql = "SELECT * FROM students WHERE id = ?";</w:t>
+      </w:r>
+    </w:p>
+    <w:p>
+      <w:pPr>
+        <w:rPr/>
+      </w:pPr>
+      <w:r>
+        <w:rPr>
+          <w:rtl w:val="0"/>
+        </w:rPr>
+        <w:t xml:space="preserve">        </w:t>
+      </w:r>
+    </w:p>
+    <w:p>
+      <w:pPr>
+        <w:rPr/>
+      </w:pPr>
+      <w:r>
+        <w:rPr>
+          <w:rtl w:val="0"/>
+        </w:rPr>
+        <w:t xml:space="preserve">            pstmt = conn.prepareStatement(sql);</w:t>
+      </w:r>
+    </w:p>
+    <w:p>
+      <w:pPr>
+        <w:rPr/>
+      </w:pPr>
+      <w:r>
+        <w:rPr>
+          <w:rtl w:val="0"/>
+        </w:rPr>
+        <w:t xml:space="preserve">            pstmt.setString(1, id);</w:t>
+      </w:r>
+    </w:p>
+    <w:p>
+      <w:pPr>
+        <w:rPr/>
+      </w:pPr>
+      <w:r>
+        <w:rPr>
+          <w:rtl w:val="0"/>
+        </w:rPr>
+        <w:t xml:space="preserve">            </w:t>
+      </w:r>
+    </w:p>
+    <w:p>
+      <w:pPr>
+        <w:rPr/>
+      </w:pPr>
+      <w:r>
+        <w:rPr>
+          <w:rtl w:val="0"/>
+        </w:rPr>
+        <w:t xml:space="preserve">            rs = pstmt.executeQuery();</w:t>
+      </w:r>
+    </w:p>
+    <w:p>
+      <w:pPr>
+        <w:rPr/>
+      </w:pPr>
+      <w:r>
+        <w:rPr>
+          <w:rtl w:val="0"/>
+        </w:rPr>
+        <w:t xml:space="preserve">            </w:t>
+      </w:r>
+    </w:p>
+    <w:p>
+      <w:pPr>
+        <w:rPr/>
+      </w:pPr>
+      <w:r>
+        <w:rPr>
+          <w:rtl w:val="0"/>
+        </w:rPr>
+        <w:t xml:space="preserve">            while (rs.next()) {</w:t>
+      </w:r>
+    </w:p>
+    <w:p>
+      <w:pPr>
+        <w:rPr/>
+      </w:pPr>
+      <w:r>
+        <w:rPr>
+          <w:rtl w:val="0"/>
+        </w:rPr>
+        <w:t xml:space="preserve">                String studentCode = rs.getString("student_code");</w:t>
+      </w:r>
+    </w:p>
+    <w:p>
+      <w:pPr>
+        <w:rPr/>
+      </w:pPr>
+      <w:r>
+        <w:rPr>
+          <w:rtl w:val="0"/>
+        </w:rPr>
+        <w:t xml:space="preserve">                String fullName = rs.getString("full_name");</w:t>
+      </w:r>
+    </w:p>
+    <w:p>
+      <w:pPr>
+        <w:rPr/>
+      </w:pPr>
+      <w:r>
+        <w:rPr>
+          <w:rtl w:val="0"/>
+        </w:rPr>
+        <w:t xml:space="preserve">                String email = rs.getString("email");</w:t>
+      </w:r>
+    </w:p>
+    <w:p>
+      <w:pPr>
+        <w:rPr/>
+      </w:pPr>
+      <w:r>
+        <w:rPr>
+          <w:rtl w:val="0"/>
+        </w:rPr>
+        <w:t xml:space="preserve">                String major = rs.getString("major");</w:t>
+      </w:r>
+    </w:p>
+    <w:p>
+      <w:pPr>
+        <w:rPr/>
+      </w:pPr>
+      <w:r>
+        <w:rPr>
+          <w:rtl w:val="0"/>
+        </w:rPr>
+        <w:t xml:space="preserve">    %&gt;</w:t>
+      </w:r>
+    </w:p>
+    <w:p>
+      <w:pPr>
+        <w:rPr/>
+      </w:pPr>
+      <w:r>
+        <w:rPr>
+          <w:rtl w:val="0"/>
+        </w:rPr>
+        <w:t xml:space="preserve">            &lt;tr&gt;</w:t>
+      </w:r>
+    </w:p>
+    <w:p>
+      <w:pPr>
+        <w:rPr/>
+      </w:pPr>
+      <w:r>
+        <w:rPr>
+          <w:rtl w:val="0"/>
+        </w:rPr>
+        <w:t xml:space="preserve">                &lt;td&gt;Student Code&lt;/td&gt;</w:t>
+      </w:r>
+    </w:p>
+    <w:p>
+      <w:pPr>
+        <w:rPr/>
+      </w:pPr>
+      <w:r>
+        <w:rPr>
+          <w:rtl w:val="0"/>
+        </w:rPr>
+        <w:t xml:space="preserve">                &lt;td&gt;</w:t>
+      </w:r>
+    </w:p>
+    <w:p>
+      <w:pPr>
+        <w:rPr/>
+      </w:pPr>
+      <w:r>
+        <w:rPr>
+          <w:rtl w:val="0"/>
+        </w:rPr>
+        <w:t xml:space="preserve">                    &lt;input type="text" name="student-code" id="student-code" required readonly value="&lt;%= studentCode %&gt;"&gt;</w:t>
+      </w:r>
+    </w:p>
+    <w:p>
+      <w:pPr>
+        <w:rPr/>
+      </w:pPr>
+      <w:r>
+        <w:rPr>
+          <w:rtl w:val="0"/>
+        </w:rPr>
+        <w:t xml:space="preserve">                &lt;/td&gt;</w:t>
+      </w:r>
+    </w:p>
+    <w:p>
+      <w:pPr>
+        <w:rPr/>
+      </w:pPr>
+      <w:r>
+        <w:rPr>
+          <w:rtl w:val="0"/>
+        </w:rPr>
+        <w:t xml:space="preserve">            &lt;/tr&gt;</w:t>
+      </w:r>
+    </w:p>
+    <w:p>
+      <w:pPr>
+        <w:rPr/>
+      </w:pPr>
+      <w:r>
+        <w:rPr>
+          <w:rtl w:val="0"/>
+        </w:rPr>
+        <w:t xml:space="preserve">            &lt;tr&gt;</w:t>
+      </w:r>
+    </w:p>
+    <w:p>
+      <w:pPr>
+        <w:rPr/>
+      </w:pPr>
+      <w:r>
+        <w:rPr>
+          <w:rtl w:val="0"/>
+        </w:rPr>
+        <w:t xml:space="preserve">                &lt;td&gt;Full Name&lt;/td&gt;</w:t>
+      </w:r>
+    </w:p>
+    <w:p>
+      <w:pPr>
+        <w:rPr/>
+      </w:pPr>
+      <w:r>
+        <w:rPr>
+          <w:rtl w:val="0"/>
+        </w:rPr>
+        <w:t xml:space="preserve">                &lt;td&gt;</w:t>
+      </w:r>
+    </w:p>
+    <w:p>
+      <w:pPr>
+        <w:rPr/>
+      </w:pPr>
+      <w:r>
+        <w:rPr>
+          <w:rtl w:val="0"/>
+        </w:rPr>
+        <w:t xml:space="preserve">                    &lt;input type="text" name="full-name" id="full-name" required value="&lt;%= fullName %&gt;"&gt;</w:t>
+      </w:r>
+    </w:p>
+    <w:p>
+      <w:pPr>
+        <w:rPr/>
+      </w:pPr>
+      <w:r>
+        <w:rPr>
+          <w:rtl w:val="0"/>
+        </w:rPr>
+        <w:t xml:space="preserve">                &lt;/td&gt;</w:t>
+      </w:r>
+    </w:p>
+    <w:p>
+      <w:pPr>
+        <w:rPr/>
+      </w:pPr>
+      <w:r>
+        <w:rPr>
+          <w:rtl w:val="0"/>
+        </w:rPr>
+        <w:t xml:space="preserve">            &lt;/tr&gt;</w:t>
+      </w:r>
+    </w:p>
+    <w:p>
+      <w:pPr>
+        <w:rPr/>
+      </w:pPr>
+      <w:r>
+        <w:rPr>
+          <w:rtl w:val="0"/>
+        </w:rPr>
+        <w:t xml:space="preserve">            &lt;tr&gt;</w:t>
+      </w:r>
+    </w:p>
+    <w:p>
+      <w:pPr>
+        <w:rPr/>
+      </w:pPr>
+      <w:r>
+        <w:rPr>
+          <w:rtl w:val="0"/>
+        </w:rPr>
+        <w:t xml:space="preserve">                &lt;td&gt;Email&lt;/td&gt;</w:t>
+      </w:r>
+    </w:p>
+    <w:p>
+      <w:pPr>
+        <w:rPr/>
+      </w:pPr>
+      <w:r>
+        <w:rPr>
+          <w:rtl w:val="0"/>
+        </w:rPr>
+        <w:t xml:space="preserve">                &lt;td&gt;</w:t>
+      </w:r>
+    </w:p>
+    <w:p>
+      <w:pPr>
+        <w:rPr/>
+      </w:pPr>
+      <w:r>
+        <w:rPr>
+          <w:rtl w:val="0"/>
+        </w:rPr>
+        <w:t xml:space="preserve">                    &lt;input type="email" name="email" id="email" value="&lt;%= email %&gt;"&gt;</w:t>
+      </w:r>
+    </w:p>
+    <w:p>
+      <w:pPr>
+        <w:rPr/>
+      </w:pPr>
+      <w:r>
+        <w:rPr>
+          <w:rtl w:val="0"/>
+        </w:rPr>
+        <w:t xml:space="preserve">                &lt;/td&gt;</w:t>
+      </w:r>
+    </w:p>
+    <w:p>
+      <w:pPr>
+        <w:rPr/>
+      </w:pPr>
+      <w:r>
+        <w:rPr>
+          <w:rtl w:val="0"/>
+        </w:rPr>
+        <w:t xml:space="preserve">            &lt;/tr&gt;</w:t>
+      </w:r>
+    </w:p>
+    <w:p>
+      <w:pPr>
+        <w:rPr/>
+      </w:pPr>
+      <w:r>
+        <w:rPr>
+          <w:rtl w:val="0"/>
+        </w:rPr>
+        <w:t xml:space="preserve">            &lt;tr&gt;</w:t>
+      </w:r>
+    </w:p>
+    <w:p>
+      <w:pPr>
+        <w:rPr/>
+      </w:pPr>
+      <w:r>
+        <w:rPr>
+          <w:rtl w:val="0"/>
+        </w:rPr>
+        <w:t xml:space="preserve">                &lt;td&gt;Major&lt;/td&gt;</w:t>
+      </w:r>
+    </w:p>
+    <w:p>
+      <w:pPr>
+        <w:rPr/>
+      </w:pPr>
+      <w:r>
+        <w:rPr>
+          <w:rtl w:val="0"/>
+        </w:rPr>
+        <w:t xml:space="preserve">                &lt;td&gt;</w:t>
+      </w:r>
+    </w:p>
+    <w:p>
+      <w:pPr>
+        <w:rPr/>
+      </w:pPr>
+      <w:r>
+        <w:rPr>
+          <w:rtl w:val="0"/>
+        </w:rPr>
+        <w:t xml:space="preserve">                    &lt;input type="text" name="major" id="major" value="&lt;%= major %&gt;"&gt;</w:t>
+      </w:r>
+    </w:p>
+    <w:p>
+      <w:pPr>
+        <w:rPr/>
+      </w:pPr>
+      <w:r>
+        <w:rPr>
+          <w:rtl w:val="0"/>
+        </w:rPr>
+        <w:t xml:space="preserve">                &lt;/td&gt;</w:t>
+      </w:r>
+    </w:p>
+    <w:p>
+      <w:pPr>
+        <w:rPr/>
+      </w:pPr>
+      <w:r>
+        <w:rPr>
+          <w:rtl w:val="0"/>
+        </w:rPr>
+        <w:t xml:space="preserve">            &lt;/tr&gt;</w:t>
+      </w:r>
+    </w:p>
+    <w:p>
+      <w:pPr>
+        <w:rPr/>
+      </w:pPr>
+      <w:r>
+        <w:rPr>
+          <w:rtl w:val="0"/>
+        </w:rPr>
+        <w:t xml:space="preserve">            &lt;input type="hidden" name="id" id="id" value="&lt;%= id %&gt;"&gt;</w:t>
+      </w:r>
+    </w:p>
+    <w:p>
+      <w:pPr>
+        <w:rPr/>
+      </w:pPr>
+      <w:r>
+        <w:rPr>
+          <w:rtl w:val="0"/>
+        </w:rPr>
+        <w:t xml:space="preserve">            &lt;tr&gt;</w:t>
+      </w:r>
+    </w:p>
+    <w:p>
+      <w:pPr>
+        <w:rPr/>
+      </w:pPr>
+      <w:r>
+        <w:rPr>
+          <w:rtl w:val="0"/>
+        </w:rPr>
+        <w:t xml:space="preserve">                &lt;td&gt;&lt;/td&gt;</w:t>
+      </w:r>
+    </w:p>
+    <w:p>
+      <w:pPr>
+        <w:rPr/>
+      </w:pPr>
+      <w:r>
+        <w:rPr>
+          <w:rtl w:val="0"/>
+        </w:rPr>
+        <w:t xml:space="preserve">                &lt;td&gt;</w:t>
+      </w:r>
+    </w:p>
+    <w:p>
+      <w:pPr>
+        <w:rPr/>
+      </w:pPr>
+      <w:r>
+        <w:rPr>
+          <w:rtl w:val="0"/>
+        </w:rPr>
+        <w:t xml:space="preserve">                    &lt;input type="submit" value="Submit"&gt;</w:t>
+      </w:r>
+    </w:p>
+    <w:p>
+      <w:pPr>
+        <w:rPr/>
+      </w:pPr>
+      <w:r>
+        <w:rPr>
+          <w:rtl w:val="0"/>
+        </w:rPr>
+        <w:t xml:space="preserve">                    &lt;a href="list_students.jsp"&gt;</w:t>
+      </w:r>
+    </w:p>
+    <w:p>
+      <w:pPr>
+        <w:rPr/>
+      </w:pPr>
+      <w:r>
+        <w:rPr>
+          <w:rtl w:val="0"/>
+        </w:rPr>
+        <w:t xml:space="preserve">                        &lt;button type="button"&gt;Cancel&lt;/button&gt;</w:t>
+      </w:r>
+    </w:p>
+    <w:p>
+      <w:pPr>
+        <w:rPr/>
+      </w:pPr>
+      <w:r>
+        <w:rPr>
+          <w:rtl w:val="0"/>
+        </w:rPr>
+        <w:t xml:space="preserve">                    &lt;/a&gt;</w:t>
+      </w:r>
+    </w:p>
+    <w:p>
+      <w:pPr>
+        <w:rPr/>
+      </w:pPr>
+      <w:r>
+        <w:rPr>
+          <w:rtl w:val="0"/>
+        </w:rPr>
+        <w:t xml:space="preserve">                &lt;/td&gt;</w:t>
+      </w:r>
+    </w:p>
+    <w:p>
+      <w:pPr>
+        <w:rPr/>
+      </w:pPr>
+      <w:r>
+        <w:rPr>
+          <w:rtl w:val="0"/>
+        </w:rPr>
+        <w:t xml:space="preserve">            &lt;/tr&gt;</w:t>
+      </w:r>
+    </w:p>
+    <w:p>
+      <w:pPr>
+        <w:rPr/>
+      </w:pPr>
+      <w:r>
+        <w:rPr>
+          <w:rtl w:val="0"/>
+        </w:rPr>
+        <w:t xml:space="preserve">    &lt;%</w:t>
+      </w:r>
+    </w:p>
+    <w:p>
+      <w:pPr>
+        <w:rPr/>
+      </w:pPr>
+      <w:r>
+        <w:rPr>
+          <w:rtl w:val="0"/>
+        </w:rPr>
+        <w:t xml:space="preserve">            }</w:t>
+      </w:r>
+    </w:p>
+    <w:p>
+      <w:pPr>
+        <w:rPr/>
+      </w:pPr>
+      <w:r>
+        <w:rPr>
+          <w:rtl w:val="0"/>
+        </w:rPr>
+        <w:t xml:space="preserve">        // Handle errors</w:t>
+      </w:r>
+    </w:p>
+    <w:p>
+      <w:pPr>
+        <w:rPr/>
+      </w:pPr>
+      <w:r>
+        <w:rPr>
+          <w:rtl w:val="0"/>
+        </w:rPr>
+        <w:t xml:space="preserve">        } catch (ClassNotFoundException e) {</w:t>
+      </w:r>
+    </w:p>
+    <w:p>
+      <w:pPr>
+        <w:rPr/>
+      </w:pPr>
+      <w:r>
+        <w:rPr>
+          <w:rtl w:val="0"/>
+        </w:rPr>
+        <w:t xml:space="preserve">            response.sendRedirect("add_student.jsp?message=Error: JDBC Driver not found!");</w:t>
+      </w:r>
+    </w:p>
+    <w:p>
+      <w:pPr>
+        <w:rPr/>
+      </w:pPr>
+      <w:r>
+        <w:rPr>
+          <w:rtl w:val="0"/>
+        </w:rPr>
+        <w:t xml:space="preserve">        } catch (SQLException e) {</w:t>
+      </w:r>
+    </w:p>
+    <w:p>
+      <w:pPr>
+        <w:rPr/>
+      </w:pPr>
+      <w:r>
+        <w:rPr>
+          <w:rtl w:val="0"/>
+        </w:rPr>
+        <w:t xml:space="preserve">            response.sendRedirect("add_student.jsp?message=Error: Database Error: " + e.getMessage());</w:t>
+      </w:r>
+    </w:p>
+    <w:p>
+      <w:pPr>
+        <w:rPr/>
+      </w:pPr>
+      <w:r>
+        <w:rPr>
+          <w:rtl w:val="0"/>
+        </w:rPr>
+        <w:t xml:space="preserve">        // Close database connection</w:t>
+      </w:r>
+    </w:p>
+    <w:p>
+      <w:pPr>
+        <w:rPr/>
+      </w:pPr>
+      <w:r>
+        <w:rPr>
+          <w:rtl w:val="0"/>
+        </w:rPr>
+        <w:t xml:space="preserve">        } finally {</w:t>
+      </w:r>
+    </w:p>
+    <w:p>
+      <w:pPr>
+        <w:rPr/>
+      </w:pPr>
+      <w:r>
+        <w:rPr>
+          <w:rtl w:val="0"/>
+        </w:rPr>
+        <w:t xml:space="preserve">            try {</w:t>
+      </w:r>
+    </w:p>
+    <w:p>
+      <w:pPr>
+        <w:rPr/>
+      </w:pPr>
+      <w:r>
+        <w:rPr>
+          <w:rtl w:val="0"/>
+        </w:rPr>
+        <w:t xml:space="preserve">                if (pstmt != null) pstmt.close();</w:t>
+      </w:r>
+    </w:p>
+    <w:p>
+      <w:pPr>
+        <w:rPr/>
+      </w:pPr>
+      <w:r>
+        <w:rPr>
+          <w:rtl w:val="0"/>
+        </w:rPr>
+        <w:t xml:space="preserve">                if (conn != null) conn.close();</w:t>
+      </w:r>
+    </w:p>
+    <w:p>
+      <w:pPr>
+        <w:rPr/>
+      </w:pPr>
+      <w:r>
+        <w:rPr>
+          <w:rtl w:val="0"/>
+        </w:rPr>
+        <w:t xml:space="preserve">            } catch (SQLException e) {</w:t>
+      </w:r>
+    </w:p>
+    <w:p>
+      <w:pPr>
+        <w:rPr/>
+      </w:pPr>
+      <w:r>
+        <w:rPr>
+          <w:rtl w:val="0"/>
+        </w:rPr>
+        <w:t xml:space="preserve">                e.printStackTrace();</w:t>
+      </w:r>
+    </w:p>
+    <w:p>
+      <w:pPr>
+        <w:rPr/>
+      </w:pPr>
+      <w:r>
+        <w:rPr>
+          <w:rtl w:val="0"/>
+        </w:rPr>
+        <w:t xml:space="preserve">            }</w:t>
+      </w:r>
+    </w:p>
+    <w:p>
+      <w:pPr>
+        <w:rPr/>
+      </w:pPr>
+      <w:r>
+        <w:rPr>
+          <w:rtl w:val="0"/>
+        </w:rPr>
+        <w:t xml:space="preserve">        }</w:t>
+      </w:r>
+    </w:p>
+    <w:p>
+      <w:pPr>
+        <w:rPr/>
+      </w:pPr>
+      <w:r>
+        <w:rPr>
+          <w:rtl w:val="0"/>
+        </w:rPr>
+        <w:t xml:space="preserve">    %&gt;</w:t>
+      </w:r>
+    </w:p>
+    <w:p>
+      <w:pPr>
+        <w:rPr/>
+      </w:pPr>
+      <w:r>
+        <w:rPr>
+          <w:rtl w:val="0"/>
+        </w:rPr>
+        <w:t xml:space="preserve">        &lt;/table&gt;</w:t>
+      </w:r>
+    </w:p>
+    <w:p>
+      <w:pPr>
+        <w:rPr/>
+      </w:pPr>
+      <w:r>
+        <w:rPr>
+          <w:rtl w:val="0"/>
+        </w:rPr>
+        <w:t xml:space="preserve">    &lt;/form&gt;</w:t>
+      </w:r>
+    </w:p>
+    <w:p>
+      <w:pPr>
+        <w:rPr/>
+      </w:pPr>
+      <w:r>
+        <w:rPr>
+          <w:rtl w:val="0"/>
+        </w:rPr>
+        <w:t xml:space="preserve">&lt;/body&gt;</w:t>
+      </w:r>
+    </w:p>
+    <w:p>
+      <w:pPr>
+        <w:rPr/>
+      </w:pPr>
+      <w:r>
+        <w:rPr>
+          <w:rtl w:val="0"/>
+        </w:rPr>
+        <w:t xml:space="preserve">&lt;/html&gt;</w:t>
+      </w:r>
+    </w:p>
+    <w:p>
+      <w:pPr>
+        <w:pStyle w:val="Heading3"/>
+        <w:rPr/>
+      </w:pPr>
+      <w:bookmarkStart w:colFirst="0" w:colLast="0" w:name="_i9ohkq9hpbp0" w:id="16"/>
+      <w:bookmarkEnd w:id="16"/>
+      <w:r>
+        <w:rPr>
+          <w:rtl w:val="0"/>
+        </w:rPr>
+        <w:t xml:space="preserve">Result</w:t>
+      </w:r>
+    </w:p>
+    <w:p>
+      <w:pPr>
+        <w:rPr/>
+      </w:pPr>
+      <w:r>
+        <w:rPr/>
+        <w:drawing>
+          <wp:inline distB="114300" distT="114300" distL="114300" distR="114300">
+            <wp:extent cx="5731200" cy="3454400"/>
+            <wp:effectExtent b="0" l="0" r="0" t="0"/>
+            <wp:docPr id="9" name="image4.png"/>
+            <a:graphic>
+              <a:graphicData uri="http://schemas.openxmlformats.org/drawingml/2006/picture">
+                <pic:pic>
+                  <pic:nvPicPr>
+                    <pic:cNvPr id="0" name="image4.png"/>
+                    <pic:cNvPicPr preferRelativeResize="0"/>
+                  </pic:nvPicPr>
+                  <pic:blipFill>
+                    <a:blip r:embed="rId13"/>
+                    <a:srcRect b="0" l="0" r="0" t="0"/>
+                    <a:stretch>
+                      <a:fillRect/>
+                    </a:stretch>
+                  </pic:blipFill>
+                  <pic:spPr>
+                    <a:xfrm>
+                      <a:off x="0" y="0"/>
+                      <a:ext cx="5731200" cy="3454400"/>
+                    </a:xfrm>
+                    <a:prstGeom prst="rect"/>
+                    <a:ln/>
+                  </pic:spPr>
+                </pic:pic>
+              </a:graphicData>
+            </a:graphic>
+          </wp:inline>
+        </w:drawing>
+      </w:r>
+      <w:r>
+        <w:rPr>
+          <w:rtl w:val="0"/>
+        </w:rPr>
+      </w:r>
+    </w:p>
+    <w:p>
+      <w:pPr>
+        <w:pStyle w:val="Heading2"/>
+        <w:rPr/>
+      </w:pPr>
+      <w:bookmarkStart w:colFirst="0" w:colLast="0" w:name="_1yxxysejbv1x" w:id="17"/>
+      <w:bookmarkEnd w:id="17"/>
+      <w:r>
+        <w:rPr>
+          <w:rtl w:val="0"/>
+        </w:rPr>
+        <w:t xml:space="preserve">Task 3.2</w:t>
+      </w:r>
+    </w:p>
+    <w:p>
+      <w:pPr>
+        <w:pStyle w:val="Heading3"/>
+        <w:rPr/>
+      </w:pPr>
+      <w:bookmarkStart w:colFirst="0" w:colLast="0" w:name="_70pf77mehfda" w:id="18"/>
+      <w:bookmarkEnd w:id="18"/>
+      <w:r>
+        <w:rPr>
+          <w:rtl w:val="0"/>
+        </w:rPr>
+        <w:t xml:space="preserve">Code</w:t>
+      </w:r>
+    </w:p>
+    <w:p>
+      <w:pPr>
+        <w:rPr/>
+      </w:pPr>
+      <w:r>
+        <w:rPr>
+          <w:rtl w:val="0"/>
+        </w:rPr>
+        <w:t xml:space="preserve">&lt;%-- </w:t>
+      </w:r>
+    </w:p>
+    <w:p>
+      <w:pPr>
+        <w:rPr/>
+      </w:pPr>
+      <w:r>
+        <w:rPr>
+          <w:rtl w:val="0"/>
+        </w:rPr>
+        <w:t xml:space="preserve">    Document   : process_edit</w:t>
+      </w:r>
+    </w:p>
+    <w:p>
+      <w:pPr>
+        <w:rPr/>
+      </w:pPr>
+      <w:r>
+        <w:rPr>
+          <w:rtl w:val="0"/>
+        </w:rPr>
+        <w:t xml:space="preserve">    Created on : Apr 27, 2026, 8:06:38 PM</w:t>
+      </w:r>
+    </w:p>
+    <w:p>
+      <w:pPr>
+        <w:rPr/>
+      </w:pPr>
+      <w:r>
+        <w:rPr>
+          <w:rtl w:val="0"/>
+        </w:rPr>
+        <w:t xml:space="preserve">    Author     : Islabre</w:t>
+      </w:r>
+    </w:p>
+    <w:p>
+      <w:pPr>
+        <w:rPr/>
+      </w:pPr>
+      <w:r>
+        <w:rPr>
+          <w:rtl w:val="0"/>
+        </w:rPr>
+        <w:t xml:space="preserve">--%&gt;</w:t>
+      </w:r>
+    </w:p>
+    <w:p>
+      <w:pPr>
+        <w:rPr/>
+      </w:pPr>
+      <w:r>
+        <w:rPr>
+          <w:rtl w:val="0"/>
+        </w:rPr>
+      </w:r>
+    </w:p>
+    <w:p>
+      <w:pPr>
+        <w:rPr/>
+      </w:pPr>
+      <w:r>
+        <w:rPr>
+          <w:rtl w:val="0"/>
+        </w:rPr>
+        <w:t xml:space="preserve">&lt;%@page contentType="text/html" pageEncoding="UTF-8"%&gt;</w:t>
+      </w:r>
+    </w:p>
+    <w:p>
+      <w:pPr>
+        <w:rPr/>
+      </w:pPr>
+      <w:r>
+        <w:rPr>
+          <w:rtl w:val="0"/>
+        </w:rPr>
+        <w:t xml:space="preserve">&lt;%@ page import="java.sql.*" %&gt;</w:t>
+      </w:r>
+    </w:p>
+    <w:p>
+      <w:pPr>
+        <w:rPr/>
+      </w:pPr>
+      <w:r>
+        <w:rPr>
+          <w:rtl w:val="0"/>
+        </w:rPr>
+        <w:t xml:space="preserve">&lt;!DOCTYPE html&gt;</w:t>
+      </w:r>
+    </w:p>
+    <w:p>
+      <w:pPr>
+        <w:rPr/>
+      </w:pPr>
+      <w:r>
+        <w:rPr>
+          <w:rtl w:val="0"/>
+        </w:rPr>
+        <w:t xml:space="preserve">&lt;html&gt;</w:t>
+      </w:r>
+    </w:p>
+    <w:p>
+      <w:pPr>
+        <w:rPr/>
+      </w:pPr>
+      <w:r>
+        <w:rPr>
+          <w:rtl w:val="0"/>
+        </w:rPr>
+        <w:t xml:space="preserve">&lt;head&gt;</w:t>
+      </w:r>
+    </w:p>
+    <w:p>
+      <w:pPr>
+        <w:rPr/>
+      </w:pPr>
+      <w:r>
+        <w:rPr>
+          <w:rtl w:val="0"/>
+        </w:rPr>
+        <w:t xml:space="preserve">    &lt;meta http-equiv="Content-Type" content="text/html; charset=UTF-8"&gt;</w:t>
+      </w:r>
+    </w:p>
+    <w:p>
+      <w:pPr>
+        <w:rPr/>
+      </w:pPr>
+      <w:r>
+        <w:rPr>
+          <w:rtl w:val="0"/>
+        </w:rPr>
+        <w:t xml:space="preserve">    &lt;title&gt;Student Editing Process&lt;/title&gt;</w:t>
+      </w:r>
+    </w:p>
+    <w:p>
+      <w:pPr>
+        <w:rPr/>
+      </w:pPr>
+      <w:r>
+        <w:rPr>
+          <w:rtl w:val="0"/>
+        </w:rPr>
+        <w:t xml:space="preserve">&lt;/head&gt;</w:t>
+      </w:r>
+    </w:p>
+    <w:p>
+      <w:pPr>
+        <w:rPr/>
+      </w:pPr>
+      <w:r>
+        <w:rPr>
+          <w:rtl w:val="0"/>
+        </w:rPr>
+        <w:t xml:space="preserve">&lt;body&gt;</w:t>
+      </w:r>
+    </w:p>
+    <w:p>
+      <w:pPr>
+        <w:rPr/>
+      </w:pPr>
+      <w:r>
+        <w:rPr>
+          <w:rtl w:val="0"/>
+        </w:rPr>
+        <w:t xml:space="preserve">&lt;%</w:t>
+      </w:r>
+    </w:p>
+    <w:p>
+      <w:pPr>
+        <w:rPr/>
+      </w:pPr>
+      <w:r>
+        <w:rPr>
+          <w:rtl w:val="0"/>
+        </w:rPr>
+        <w:t xml:space="preserve">    String id = request.getParameter("id");</w:t>
+      </w:r>
+    </w:p>
+    <w:p>
+      <w:pPr>
+        <w:rPr/>
+      </w:pPr>
+      <w:r>
+        <w:rPr>
+          <w:rtl w:val="0"/>
+        </w:rPr>
+        <w:t xml:space="preserve">    String studentCode = request.getParameter("student-code");</w:t>
+      </w:r>
+    </w:p>
+    <w:p>
+      <w:pPr>
+        <w:rPr/>
+      </w:pPr>
+      <w:r>
+        <w:rPr>
+          <w:rtl w:val="0"/>
+        </w:rPr>
+        <w:t xml:space="preserve">    String fullName = request.getParameter("full-name");</w:t>
+      </w:r>
+    </w:p>
+    <w:p>
+      <w:pPr>
+        <w:rPr/>
+      </w:pPr>
+      <w:r>
+        <w:rPr>
+          <w:rtl w:val="0"/>
+        </w:rPr>
+        <w:t xml:space="preserve">    String email = request.getParameter("email");</w:t>
+      </w:r>
+    </w:p>
+    <w:p>
+      <w:pPr>
+        <w:rPr/>
+      </w:pPr>
+      <w:r>
+        <w:rPr>
+          <w:rtl w:val="0"/>
+        </w:rPr>
+        <w:t xml:space="preserve">    String major = request.getParameter("major");</w:t>
+      </w:r>
+    </w:p>
+    <w:p>
+      <w:pPr>
+        <w:rPr/>
+      </w:pPr>
+      <w:r>
+        <w:rPr>
+          <w:rtl w:val="0"/>
+        </w:rPr>
+        <w:t xml:space="preserve">    </w:t>
+      </w:r>
+    </w:p>
+    <w:p>
+      <w:pPr>
+        <w:rPr/>
+      </w:pPr>
+      <w:r>
+        <w:rPr>
+          <w:rtl w:val="0"/>
+        </w:rPr>
+        <w:t xml:space="preserve">    // Missing required fields</w:t>
+      </w:r>
+    </w:p>
+    <w:p>
+      <w:pPr>
+        <w:rPr/>
+      </w:pPr>
+      <w:r>
+        <w:rPr>
+          <w:rtl w:val="0"/>
+        </w:rPr>
+        <w:t xml:space="preserve">    if (studentCode == null || studentCode.trim().isEmpty() ||</w:t>
+      </w:r>
+    </w:p>
+    <w:p>
+      <w:pPr>
+        <w:rPr/>
+      </w:pPr>
+      <w:r>
+        <w:rPr>
+          <w:rtl w:val="0"/>
+        </w:rPr>
+        <w:t xml:space="preserve">        fullName == null || fullName.trim().isEmpty()) {</w:t>
+      </w:r>
+    </w:p>
+    <w:p>
+      <w:pPr>
+        <w:rPr/>
+      </w:pPr>
+      <w:r>
+        <w:rPr>
+          <w:rtl w:val="0"/>
+        </w:rPr>
+        <w:t xml:space="preserve">        response.sendRedirect("edit_student.jsp?message=Error: Required fields (Full Name, Student Code) are missing.");</w:t>
+      </w:r>
+    </w:p>
+    <w:p>
+      <w:pPr>
+        <w:rPr/>
+      </w:pPr>
+      <w:r>
+        <w:rPr>
+          <w:rtl w:val="0"/>
+        </w:rPr>
+        <w:t xml:space="preserve">        return;</w:t>
+      </w:r>
+    </w:p>
+    <w:p>
+      <w:pPr>
+        <w:rPr/>
+      </w:pPr>
+      <w:r>
+        <w:rPr>
+          <w:rtl w:val="0"/>
+        </w:rPr>
+        <w:t xml:space="preserve">    }</w:t>
+      </w:r>
+    </w:p>
+    <w:p>
+      <w:pPr>
+        <w:rPr/>
+      </w:pPr>
+      <w:r>
+        <w:rPr>
+          <w:rtl w:val="0"/>
+        </w:rPr>
+        <w:t xml:space="preserve">    </w:t>
+      </w:r>
+    </w:p>
+    <w:p>
+      <w:pPr>
+        <w:rPr/>
+      </w:pPr>
+      <w:r>
+        <w:rPr>
+          <w:rtl w:val="0"/>
+        </w:rPr>
+        <w:t xml:space="preserve">    Connection conn = null;</w:t>
+      </w:r>
+    </w:p>
+    <w:p>
+      <w:pPr>
+        <w:rPr/>
+      </w:pPr>
+      <w:r>
+        <w:rPr>
+          <w:rtl w:val="0"/>
+        </w:rPr>
+        <w:t xml:space="preserve">    PreparedStatement pstmt = null;</w:t>
+      </w:r>
+    </w:p>
+    <w:p>
+      <w:pPr>
+        <w:rPr/>
+      </w:pPr>
+      <w:r>
+        <w:rPr>
+          <w:rtl w:val="0"/>
+        </w:rPr>
+        <w:t xml:space="preserve">    </w:t>
+      </w:r>
+    </w:p>
+    <w:p>
+      <w:pPr>
+        <w:rPr/>
+      </w:pPr>
+      <w:r>
+        <w:rPr>
+          <w:rtl w:val="0"/>
+        </w:rPr>
+        <w:t xml:space="preserve">    try {</w:t>
+      </w:r>
+    </w:p>
+    <w:p>
+      <w:pPr>
+        <w:rPr/>
+      </w:pPr>
+      <w:r>
+        <w:rPr>
+          <w:rtl w:val="0"/>
+        </w:rPr>
+        <w:t xml:space="preserve">        // Connect to database</w:t>
+      </w:r>
+    </w:p>
+    <w:p>
+      <w:pPr>
+        <w:rPr/>
+      </w:pPr>
+      <w:r>
+        <w:rPr>
+          <w:rtl w:val="0"/>
+        </w:rPr>
+        <w:t xml:space="preserve">        Class.forName("com.mysql.cj.jdbc.Driver");</w:t>
+      </w:r>
+    </w:p>
+    <w:p>
+      <w:pPr>
+        <w:rPr/>
+      </w:pPr>
+      <w:r>
+        <w:rPr>
+          <w:rtl w:val="0"/>
+        </w:rPr>
+      </w:r>
+    </w:p>
+    <w:p>
+      <w:pPr>
+        <w:rPr/>
+      </w:pPr>
+      <w:r>
+        <w:rPr>
+          <w:rtl w:val="0"/>
+        </w:rPr>
+        <w:t xml:space="preserve">        conn = DriverManager.getConnection(</w:t>
+      </w:r>
+    </w:p>
+    <w:p>
+      <w:pPr>
+        <w:rPr/>
+      </w:pPr>
+      <w:r>
+        <w:rPr>
+          <w:rtl w:val="0"/>
+        </w:rPr>
+        <w:t xml:space="preserve">            "jdbc:mysql://localhost:3306/student_management",</w:t>
+      </w:r>
+    </w:p>
+    <w:p>
+      <w:pPr>
+        <w:rPr/>
+      </w:pPr>
+      <w:r>
+        <w:rPr>
+          <w:rtl w:val="0"/>
+        </w:rPr>
+        <w:t xml:space="preserve">            "root",</w:t>
+      </w:r>
+    </w:p>
+    <w:p>
+      <w:pPr>
+        <w:rPr/>
+      </w:pPr>
+      <w:r>
+        <w:rPr>
+          <w:rtl w:val="0"/>
+        </w:rPr>
+        <w:t xml:space="preserve">            "Q@jaP*96T8xY#2^7&amp;3@7"</w:t>
+      </w:r>
+    </w:p>
+    <w:p>
+      <w:pPr>
+        <w:rPr/>
+      </w:pPr>
+      <w:r>
+        <w:rPr>
+          <w:rtl w:val="0"/>
+        </w:rPr>
+        <w:t xml:space="preserve">        );</w:t>
+      </w:r>
+    </w:p>
+    <w:p>
+      <w:pPr>
+        <w:rPr/>
+      </w:pPr>
+      <w:r>
+        <w:rPr>
+          <w:rtl w:val="0"/>
+        </w:rPr>
+      </w:r>
+    </w:p>
+    <w:p>
+      <w:pPr>
+        <w:rPr/>
+      </w:pPr>
+      <w:r>
+        <w:rPr>
+          <w:rtl w:val="0"/>
+        </w:rPr>
+        <w:t xml:space="preserve">        // Insert info into database (prepare statement first to prevent SQL Injection Attack)</w:t>
+      </w:r>
+    </w:p>
+    <w:p>
+      <w:pPr>
+        <w:rPr/>
+      </w:pPr>
+      <w:r>
+        <w:rPr>
+          <w:rtl w:val="0"/>
+        </w:rPr>
+        <w:t xml:space="preserve">        String sql = "UPDATE students SET student_code = ?, full_name = ?, email = ?, major = ? WHERE id = ?";</w:t>
+      </w:r>
+    </w:p>
+    <w:p>
+      <w:pPr>
+        <w:rPr/>
+      </w:pPr>
+      <w:r>
+        <w:rPr>
+          <w:rtl w:val="0"/>
+        </w:rPr>
+        <w:t xml:space="preserve">        </w:t>
+      </w:r>
+    </w:p>
+    <w:p>
+      <w:pPr>
+        <w:rPr/>
+      </w:pPr>
+      <w:r>
+        <w:rPr>
+          <w:rtl w:val="0"/>
+        </w:rPr>
+        <w:t xml:space="preserve">        pstmt = conn.prepareStatement(sql);</w:t>
+      </w:r>
+    </w:p>
+    <w:p>
+      <w:pPr>
+        <w:rPr/>
+      </w:pPr>
+      <w:r>
+        <w:rPr>
+          <w:rtl w:val="0"/>
+        </w:rPr>
+        <w:t xml:space="preserve">        pstmt.setString(1, studentCode);</w:t>
+      </w:r>
+    </w:p>
+    <w:p>
+      <w:pPr>
+        <w:rPr/>
+      </w:pPr>
+      <w:r>
+        <w:rPr>
+          <w:rtl w:val="0"/>
+        </w:rPr>
+        <w:t xml:space="preserve">        pstmt.setString(2, fullName);</w:t>
+      </w:r>
+    </w:p>
+    <w:p>
+      <w:pPr>
+        <w:rPr/>
+      </w:pPr>
+      <w:r>
+        <w:rPr>
+          <w:rtl w:val="0"/>
+        </w:rPr>
+        <w:t xml:space="preserve">        pstmt.setString(3, email);</w:t>
+      </w:r>
+    </w:p>
+    <w:p>
+      <w:pPr>
+        <w:rPr/>
+      </w:pPr>
+      <w:r>
+        <w:rPr>
+          <w:rtl w:val="0"/>
+        </w:rPr>
+        <w:t xml:space="preserve">        pstmt.setString(4, major);</w:t>
+      </w:r>
+    </w:p>
+    <w:p>
+      <w:pPr>
+        <w:rPr/>
+      </w:pPr>
+      <w:r>
+        <w:rPr>
+          <w:rtl w:val="0"/>
+        </w:rPr>
+        <w:t xml:space="preserve">        pstmt.setString(5, id);</w:t>
+      </w:r>
+    </w:p>
+    <w:p>
+      <w:pPr>
+        <w:rPr/>
+      </w:pPr>
+      <w:r>
+        <w:rPr>
+          <w:rtl w:val="0"/>
+        </w:rPr>
+        <w:t xml:space="preserve">        </w:t>
+      </w:r>
+    </w:p>
+    <w:p>
+      <w:pPr>
+        <w:rPr/>
+      </w:pPr>
+      <w:r>
+        <w:rPr>
+          <w:rtl w:val="0"/>
+        </w:rPr>
+        <w:t xml:space="preserve">        int rowsAffected = pstmt.executeUpdate();</w:t>
+      </w:r>
+    </w:p>
+    <w:p>
+      <w:pPr>
+        <w:rPr/>
+      </w:pPr>
+      <w:r>
+        <w:rPr>
+          <w:rtl w:val="0"/>
+        </w:rPr>
+        <w:t xml:space="preserve">        </w:t>
+      </w:r>
+    </w:p>
+    <w:p>
+      <w:pPr>
+        <w:rPr/>
+      </w:pPr>
+      <w:r>
+        <w:rPr>
+          <w:rtl w:val="0"/>
+        </w:rPr>
+        <w:t xml:space="preserve">        if (rowsAffected &gt; 0) {</w:t>
+      </w:r>
+    </w:p>
+    <w:p>
+      <w:pPr>
+        <w:rPr/>
+      </w:pPr>
+      <w:r>
+        <w:rPr>
+          <w:rtl w:val="0"/>
+        </w:rPr>
+        <w:t xml:space="preserve">            response.sendRedirect("list_students.jsp?message=Student updated successfully");</w:t>
+      </w:r>
+    </w:p>
+    <w:p>
+      <w:pPr>
+        <w:rPr/>
+      </w:pPr>
+      <w:r>
+        <w:rPr>
+          <w:rtl w:val="0"/>
+        </w:rPr>
+        <w:t xml:space="preserve">        } else {</w:t>
+      </w:r>
+    </w:p>
+    <w:p>
+      <w:pPr>
+        <w:rPr/>
+      </w:pPr>
+      <w:r>
+        <w:rPr>
+          <w:rtl w:val="0"/>
+        </w:rPr>
+        <w:t xml:space="preserve">            response.sendRedirect("edit_student.jsp?message=Error: Failed to update student");</w:t>
+      </w:r>
+    </w:p>
+    <w:p>
+      <w:pPr>
+        <w:rPr/>
+      </w:pPr>
+      <w:r>
+        <w:rPr>
+          <w:rtl w:val="0"/>
+        </w:rPr>
+        <w:t xml:space="preserve">        }</w:t>
+      </w:r>
+    </w:p>
+    <w:p>
+      <w:pPr>
+        <w:rPr/>
+      </w:pPr>
+      <w:r>
+        <w:rPr>
+          <w:rtl w:val="0"/>
+        </w:rPr>
+        <w:t xml:space="preserve">        </w:t>
+      </w:r>
+    </w:p>
+    <w:p>
+      <w:pPr>
+        <w:rPr/>
+      </w:pPr>
+      <w:r>
+        <w:rPr>
+          <w:rtl w:val="0"/>
+        </w:rPr>
+        <w:t xml:space="preserve">        // Handle errors</w:t>
+      </w:r>
+    </w:p>
+    <w:p>
+      <w:pPr>
+        <w:rPr/>
+      </w:pPr>
+      <w:r>
+        <w:rPr>
+          <w:rtl w:val="0"/>
+        </w:rPr>
+        <w:t xml:space="preserve">        } catch (ClassNotFoundException e) {</w:t>
+      </w:r>
+    </w:p>
+    <w:p>
+      <w:pPr>
+        <w:rPr/>
+      </w:pPr>
+      <w:r>
+        <w:rPr>
+          <w:rtl w:val="0"/>
+        </w:rPr>
+        <w:t xml:space="preserve">            response.sendRedirect("edit_student.jsp?message=Error: JDBC Driver not found.");</w:t>
+      </w:r>
+    </w:p>
+    <w:p>
+      <w:pPr>
+        <w:rPr/>
+      </w:pPr>
+      <w:r>
+        <w:rPr>
+          <w:rtl w:val="0"/>
+        </w:rPr>
+        <w:t xml:space="preserve">            e.printStackTrace();</w:t>
+      </w:r>
+    </w:p>
+    <w:p>
+      <w:pPr>
+        <w:rPr/>
+      </w:pPr>
+      <w:r>
+        <w:rPr>
+          <w:rtl w:val="0"/>
+        </w:rPr>
+        <w:t xml:space="preserve">        } catch (SQLException e) {</w:t>
+      </w:r>
+    </w:p>
+    <w:p>
+      <w:pPr>
+        <w:rPr/>
+      </w:pPr>
+      <w:r>
+        <w:rPr>
+          <w:rtl w:val="0"/>
+        </w:rPr>
+        <w:t xml:space="preserve">            response.sendRedirect("edit_student.jsp?message=Error: Database error: " + e.getMessage());</w:t>
+      </w:r>
+    </w:p>
+    <w:p>
+      <w:pPr>
+        <w:rPr/>
+      </w:pPr>
+      <w:r>
+        <w:rPr>
+          <w:rtl w:val="0"/>
+        </w:rPr>
+        <w:t xml:space="preserve">            e.printStackTrace();</w:t>
+      </w:r>
+    </w:p>
+    <w:p>
+      <w:pPr>
+        <w:rPr/>
+      </w:pPr>
+      <w:r>
+        <w:rPr>
+          <w:rtl w:val="0"/>
+        </w:rPr>
+        <w:t xml:space="preserve">            </w:t>
+      </w:r>
+    </w:p>
+    <w:p>
+      <w:pPr>
+        <w:rPr/>
+      </w:pPr>
+      <w:r>
+        <w:rPr>
+          <w:rtl w:val="0"/>
+        </w:rPr>
+        <w:t xml:space="preserve">        // Close database connection</w:t>
+      </w:r>
+    </w:p>
+    <w:p>
+      <w:pPr>
+        <w:rPr/>
+      </w:pPr>
+      <w:r>
+        <w:rPr>
+          <w:rtl w:val="0"/>
+        </w:rPr>
+        <w:t xml:space="preserve">        } finally {</w:t>
+      </w:r>
+    </w:p>
+    <w:p>
+      <w:pPr>
+        <w:rPr/>
+      </w:pPr>
+      <w:r>
+        <w:rPr>
+          <w:rtl w:val="0"/>
+        </w:rPr>
+        <w:t xml:space="preserve">            try {</w:t>
+      </w:r>
+    </w:p>
+    <w:p>
+      <w:pPr>
+        <w:rPr/>
+      </w:pPr>
+      <w:r>
+        <w:rPr>
+          <w:rtl w:val="0"/>
+        </w:rPr>
+        <w:t xml:space="preserve">                if (pstmt != null) pstmt.close();</w:t>
+      </w:r>
+    </w:p>
+    <w:p>
+      <w:pPr>
+        <w:rPr/>
+      </w:pPr>
+      <w:r>
+        <w:rPr>
+          <w:rtl w:val="0"/>
+        </w:rPr>
+        <w:t xml:space="preserve">                if (conn != null) conn.close();</w:t>
+      </w:r>
+    </w:p>
+    <w:p>
+      <w:pPr>
+        <w:rPr/>
+      </w:pPr>
+      <w:r>
+        <w:rPr>
+          <w:rtl w:val="0"/>
+        </w:rPr>
+        <w:t xml:space="preserve">            } catch (SQLException e) {</w:t>
+      </w:r>
+    </w:p>
+    <w:p>
+      <w:pPr>
+        <w:rPr/>
+      </w:pPr>
+      <w:r>
+        <w:rPr>
+          <w:rtl w:val="0"/>
+        </w:rPr>
+        <w:t xml:space="preserve">                e.printStackTrace();</w:t>
+      </w:r>
+    </w:p>
+    <w:p>
+      <w:pPr>
+        <w:rPr/>
+      </w:pPr>
+      <w:r>
+        <w:rPr>
+          <w:rtl w:val="0"/>
+        </w:rPr>
+        <w:t xml:space="preserve">            }</w:t>
+      </w:r>
+    </w:p>
+    <w:p>
+      <w:pPr>
+        <w:rPr/>
+      </w:pPr>
+      <w:r>
+        <w:rPr>
+          <w:rtl w:val="0"/>
+        </w:rPr>
+        <w:t xml:space="preserve">        }</w:t>
+      </w:r>
+    </w:p>
+    <w:p>
+      <w:pPr>
+        <w:rPr/>
+      </w:pPr>
+      <w:r>
+        <w:rPr>
+          <w:rtl w:val="0"/>
+        </w:rPr>
+        <w:t xml:space="preserve">%&gt;</w:t>
+      </w:r>
+    </w:p>
+    <w:p>
+      <w:pPr>
+        <w:rPr/>
+      </w:pPr>
+      <w:r>
+        <w:rPr>
+          <w:rtl w:val="0"/>
+        </w:rPr>
+        <w:t xml:space="preserve">&lt;/body&gt;</w:t>
+      </w:r>
+    </w:p>
+    <w:p>
+      <w:pPr>
+        <w:rPr/>
+      </w:pPr>
+      <w:r>
+        <w:rPr>
+          <w:rtl w:val="0"/>
+        </w:rPr>
+        <w:t xml:space="preserve">&lt;/html&gt;</w:t>
+      </w:r>
+    </w:p>
+    <w:p>
+      <w:pPr>
+        <w:pStyle w:val="Heading3"/>
+        <w:rPr/>
+      </w:pPr>
+      <w:bookmarkStart w:colFirst="0" w:colLast="0" w:name="_bsnw6de4x3ky" w:id="19"/>
+      <w:bookmarkEnd w:id="19"/>
+      <w:r>
+        <w:rPr>
+          <w:rtl w:val="0"/>
+        </w:rPr>
+        <w:t xml:space="preserve">Result</w:t>
+      </w:r>
+    </w:p>
+    <w:p>
+      <w:pPr>
+        <w:rPr/>
+      </w:pPr>
+      <w:r>
+        <w:rPr>
+          <w:rtl w:val="0"/>
+        </w:rPr>
+        <w:t xml:space="preserve">Result of changing John Smith’s Major to Information Technology:</w:t>
+      </w:r>
+    </w:p>
+    <w:p>
+      <w:pPr>
+        <w:rPr/>
+      </w:pPr>
+      <w:r>
+        <w:rPr/>
+        <w:drawing>
+          <wp:inline distB="114300" distT="114300" distL="114300" distR="114300">
+            <wp:extent cx="5731200" cy="3200400"/>
+            <wp:effectExtent b="0" l="0" r="0" t="0"/>
+            <wp:docPr id="2" name="image1.png"/>
+            <a:graphic>
+              <a:graphicData uri="http://schemas.openxmlformats.org/drawingml/2006/picture">
+                <pic:pic>
+                  <pic:nvPicPr>
+                    <pic:cNvPr id="0" name="image1.png"/>
+                    <pic:cNvPicPr preferRelativeResize="0"/>
+                  </pic:nvPicPr>
+                  <pic:blipFill>
+                    <a:blip r:embed="rId14"/>
+                    <a:srcRect b="0" l="0" r="0" t="0"/>
+                    <a:stretch>
+                      <a:fillRect/>
+                    </a:stretch>
+                  </pic:blipFill>
+                  <pic:spPr>
+                    <a:xfrm>
+                      <a:off x="0" y="0"/>
+                      <a:ext cx="5731200" cy="3200400"/>
+                    </a:xfrm>
+                    <a:prstGeom prst="rect"/>
+                    <a:ln/>
+                  </pic:spPr>
+                </pic:pic>
+              </a:graphicData>
+            </a:graphic>
+          </wp:inline>
+        </w:drawing>
+      </w:r>
+      <w:r>
+        <w:rPr>
+          <w:rtl w:val="0"/>
+        </w:rPr>
+      </w:r>
+    </w:p>
+    <w:p>
+      <w:pPr>
+        <w:rPr/>
+      </w:pPr>
+      <w:r>
+        <w:rPr>
+          <w:rtl w:val="0"/>
+        </w:rPr>
+      </w:r>
+    </w:p>
+    <w:p>
+      <w:pPr>
+        <w:pStyle w:val="Heading1"/>
+        <w:rPr/>
+      </w:pPr>
+      <w:bookmarkStart w:colFirst="0" w:colLast="0" w:name="_uqnzvtf24855" w:id="20"/>
+      <w:bookmarkEnd w:id="20"/>
+      <w:r>
+        <w:rPr>
+          <w:rtl w:val="0"/>
+        </w:rPr>
+        <w:t xml:space="preserve">Exercise 5</w:t>
+      </w:r>
+    </w:p>
+    <w:p>
+      <w:pPr>
+        <w:pStyle w:val="Heading2"/>
+        <w:rPr/>
+      </w:pPr>
+      <w:bookmarkStart w:colFirst="0" w:colLast="0" w:name="_fymoxsh61l1e" w:id="21"/>
+      <w:bookmarkEnd w:id="21"/>
+      <w:r>
+        <w:rPr>
+          <w:rtl w:val="0"/>
+        </w:rPr>
+        <w:t xml:space="preserve">Code</w:t>
+      </w:r>
+    </w:p>
+    <w:p>
+      <w:pPr>
+        <w:rPr/>
+      </w:pPr>
+      <w:r>
+        <w:rPr>
+          <w:rtl w:val="0"/>
+        </w:rPr>
+        <w:t xml:space="preserve">&lt;%-- </w:t>
+      </w:r>
+    </w:p>
+    <w:p>
+      <w:pPr>
+        <w:rPr/>
+      </w:pPr>
+      <w:r>
+        <w:rPr>
+          <w:rtl w:val="0"/>
+        </w:rPr>
+        <w:t xml:space="preserve">    Document   : list_students</w:t>
+      </w:r>
+    </w:p>
+    <w:p>
+      <w:pPr>
+        <w:rPr/>
+      </w:pPr>
+      <w:r>
+        <w:rPr>
+          <w:rtl w:val="0"/>
+        </w:rPr>
+        <w:t xml:space="preserve">    Created on : Apr 22, 2026, 2:16:39 PM</w:t>
+      </w:r>
+    </w:p>
+    <w:p>
+      <w:pPr>
+        <w:rPr/>
+      </w:pPr>
+      <w:r>
+        <w:rPr>
+          <w:rtl w:val="0"/>
+        </w:rPr>
+        <w:t xml:space="preserve">    Author     : islabre</w:t>
+      </w:r>
+    </w:p>
+    <w:p>
+      <w:pPr>
+        <w:rPr/>
+      </w:pPr>
+      <w:r>
+        <w:rPr>
+          <w:rtl w:val="0"/>
+        </w:rPr>
+        <w:t xml:space="preserve">--%&gt;</w:t>
+      </w:r>
+    </w:p>
+    <w:p>
+      <w:pPr>
+        <w:rPr/>
+      </w:pPr>
+      <w:r>
+        <w:rPr>
+          <w:rtl w:val="0"/>
+        </w:rPr>
+      </w:r>
+    </w:p>
+    <w:p>
+      <w:pPr>
+        <w:rPr/>
+      </w:pPr>
+      <w:r>
+        <w:rPr>
+          <w:rtl w:val="0"/>
+        </w:rPr>
+        <w:t xml:space="preserve">&lt;%@page contentType="text/html" pageEncoding="UTF-8"%&gt;</w:t>
+      </w:r>
+    </w:p>
+    <w:p>
+      <w:pPr>
+        <w:rPr/>
+      </w:pPr>
+      <w:r>
+        <w:rPr>
+          <w:rtl w:val="0"/>
+        </w:rPr>
+        <w:t xml:space="preserve">&lt;%@ page import="java.sql.*" %&gt;</w:t>
+      </w:r>
+    </w:p>
+    <w:p>
+      <w:pPr>
+        <w:rPr/>
+      </w:pPr>
+      <w:r>
+        <w:rPr>
+          <w:rtl w:val="0"/>
+        </w:rPr>
+        <w:t xml:space="preserve">&lt;!DOCTYPE html&gt;</w:t>
+      </w:r>
+    </w:p>
+    <w:p>
+      <w:pPr>
+        <w:rPr/>
+      </w:pPr>
+      <w:r>
+        <w:rPr>
+          <w:rtl w:val="0"/>
+        </w:rPr>
+        <w:t xml:space="preserve">&lt;html&gt;</w:t>
+      </w:r>
+    </w:p>
+    <w:p>
+      <w:pPr>
+        <w:rPr/>
+      </w:pPr>
+      <w:r>
+        <w:rPr>
+          <w:rtl w:val="0"/>
+        </w:rPr>
+        <w:t xml:space="preserve">&lt;head&gt;</w:t>
+      </w:r>
+    </w:p>
+    <w:p>
+      <w:pPr>
+        <w:rPr/>
+      </w:pPr>
+      <w:r>
+        <w:rPr>
+          <w:rtl w:val="0"/>
+        </w:rPr>
+        <w:t xml:space="preserve">    &lt;meta http-equiv="Content-Type" content="text/html; charset=UTF-8"&gt;</w:t>
+      </w:r>
+    </w:p>
+    <w:p>
+      <w:pPr>
+        <w:rPr/>
+      </w:pPr>
+      <w:r>
+        <w:rPr>
+          <w:rtl w:val="0"/>
+        </w:rPr>
+        <w:t xml:space="preserve">    &lt;title&gt;Student Info&lt;/title&gt;</w:t>
+      </w:r>
+    </w:p>
+    <w:p>
+      <w:pPr>
+        <w:rPr/>
+      </w:pPr>
+      <w:r>
+        <w:rPr>
+          <w:rtl w:val="0"/>
+        </w:rPr>
+        <w:t xml:space="preserve">    </w:t>
+      </w:r>
+    </w:p>
+    <w:p>
+      <w:pPr>
+        <w:rPr/>
+      </w:pPr>
+      <w:r>
+        <w:rPr>
+          <w:rtl w:val="0"/>
+        </w:rPr>
+        <w:t xml:space="preserve">    &lt;style&gt;</w:t>
+      </w:r>
+    </w:p>
+    <w:p>
+      <w:pPr>
+        <w:rPr/>
+      </w:pPr>
+      <w:r>
+        <w:rPr>
+          <w:rtl w:val="0"/>
+        </w:rPr>
+        <w:t xml:space="preserve">        table, td {</w:t>
+      </w:r>
+    </w:p>
+    <w:p>
+      <w:pPr>
+        <w:rPr/>
+      </w:pPr>
+      <w:r>
+        <w:rPr>
+          <w:rtl w:val="0"/>
+        </w:rPr>
+        <w:t xml:space="preserve">            border: 1px solid;</w:t>
+      </w:r>
+    </w:p>
+    <w:p>
+      <w:pPr>
+        <w:rPr/>
+      </w:pPr>
+      <w:r>
+        <w:rPr>
+          <w:rtl w:val="0"/>
+        </w:rPr>
+        <w:t xml:space="preserve">            border-collapse: collapse;</w:t>
+      </w:r>
+    </w:p>
+    <w:p>
+      <w:pPr>
+        <w:rPr/>
+      </w:pPr>
+      <w:r>
+        <w:rPr>
+          <w:rtl w:val="0"/>
+        </w:rPr>
+        <w:t xml:space="preserve">        }</w:t>
+      </w:r>
+    </w:p>
+    <w:p>
+      <w:pPr>
+        <w:rPr/>
+      </w:pPr>
+      <w:r>
+        <w:rPr>
+          <w:rtl w:val="0"/>
+        </w:rPr>
+        <w:t xml:space="preserve">        </w:t>
+      </w:r>
+    </w:p>
+    <w:p>
+      <w:pPr>
+        <w:rPr/>
+      </w:pPr>
+      <w:r>
+        <w:rPr>
+          <w:rtl w:val="0"/>
+        </w:rPr>
+        <w:t xml:space="preserve">        td {</w:t>
+      </w:r>
+    </w:p>
+    <w:p>
+      <w:pPr>
+        <w:rPr/>
+      </w:pPr>
+      <w:r>
+        <w:rPr>
+          <w:rtl w:val="0"/>
+        </w:rPr>
+        <w:t xml:space="preserve">            padding: 0.25em;</w:t>
+      </w:r>
+    </w:p>
+    <w:p>
+      <w:pPr>
+        <w:rPr/>
+      </w:pPr>
+      <w:r>
+        <w:rPr>
+          <w:rtl w:val="0"/>
+        </w:rPr>
+        <w:t xml:space="preserve">        }</w:t>
+      </w:r>
+    </w:p>
+    <w:p>
+      <w:pPr>
+        <w:rPr/>
+      </w:pPr>
+      <w:r>
+        <w:rPr>
+          <w:rtl w:val="0"/>
+        </w:rPr>
+        <w:t xml:space="preserve">    &lt;/style&gt;</w:t>
+      </w:r>
+    </w:p>
+    <w:p>
+      <w:pPr>
+        <w:rPr/>
+      </w:pPr>
+      <w:r>
+        <w:rPr>
+          <w:rtl w:val="0"/>
+        </w:rPr>
+        <w:t xml:space="preserve">&lt;/head&gt;</w:t>
+      </w:r>
+    </w:p>
+    <w:p>
+      <w:pPr>
+        <w:rPr/>
+      </w:pPr>
+      <w:r>
+        <w:rPr>
+          <w:rtl w:val="0"/>
+        </w:rPr>
+        <w:t xml:space="preserve">&lt;body&gt;</w:t>
+      </w:r>
+    </w:p>
+    <w:p>
+      <w:pPr>
+        <w:rPr/>
+      </w:pPr>
+      <w:r>
+        <w:rPr>
+          <w:rtl w:val="0"/>
+        </w:rPr>
+        <w:t xml:space="preserve">    &lt;h1&gt;Student Info&lt;/h1&gt;</w:t>
+      </w:r>
+    </w:p>
+    <w:p>
+      <w:pPr>
+        <w:rPr/>
+      </w:pPr>
+      <w:r>
+        <w:rPr>
+          <w:rtl w:val="0"/>
+        </w:rPr>
+        <w:t xml:space="preserve">    </w:t>
+      </w:r>
+    </w:p>
+    <w:p>
+      <w:pPr>
+        <w:rPr/>
+      </w:pPr>
+      <w:r>
+        <w:rPr>
+          <w:rtl w:val="0"/>
+        </w:rPr>
+        <w:t xml:space="preserve">    &lt;% if (request.getParameter("message") != null) { %&gt;</w:t>
+      </w:r>
+    </w:p>
+    <w:p>
+      <w:pPr>
+        <w:rPr/>
+      </w:pPr>
+      <w:r>
+        <w:rPr>
+          <w:rtl w:val="0"/>
+        </w:rPr>
+        <w:t xml:space="preserve">        &lt;div class="message"&gt;</w:t>
+      </w:r>
+    </w:p>
+    <w:p>
+      <w:pPr>
+        <w:rPr/>
+      </w:pPr>
+      <w:r>
+        <w:rPr>
+          <w:rtl w:val="0"/>
+        </w:rPr>
+        <w:t xml:space="preserve">            &lt;%= request.getParameter("message") %&gt;</w:t>
+      </w:r>
+    </w:p>
+    <w:p>
+      <w:pPr>
+        <w:rPr/>
+      </w:pPr>
+      <w:r>
+        <w:rPr>
+          <w:rtl w:val="0"/>
+        </w:rPr>
+        <w:t xml:space="preserve">        &lt;/div&gt;</w:t>
+      </w:r>
+    </w:p>
+    <w:p>
+      <w:pPr>
+        <w:rPr/>
+      </w:pPr>
+      <w:r>
+        <w:rPr>
+          <w:rtl w:val="0"/>
+        </w:rPr>
+        <w:t xml:space="preserve">    &lt;% } %&gt;</w:t>
+      </w:r>
+    </w:p>
+    <w:p>
+      <w:pPr>
+        <w:rPr/>
+      </w:pPr>
+      <w:r>
+        <w:rPr>
+          <w:rtl w:val="0"/>
+        </w:rPr>
+        <w:t xml:space="preserve">    </w:t>
+      </w:r>
+    </w:p>
+    <w:p>
+      <w:pPr>
+        <w:rPr/>
+      </w:pPr>
+      <w:r>
+        <w:rPr>
+          <w:rtl w:val="0"/>
+        </w:rPr>
+        <w:t xml:space="preserve">    &lt;form method="GET" action="list_students.jsp"&gt;</w:t>
+      </w:r>
+    </w:p>
+    <w:p>
+      <w:pPr>
+        <w:rPr/>
+      </w:pPr>
+      <w:r>
+        <w:rPr>
+          <w:rtl w:val="0"/>
+        </w:rPr>
+        <w:t xml:space="preserve">        Search student: &lt;input type="text" name="keyword" id="keyword" placeholder="Search by name or code..."&gt;</w:t>
+      </w:r>
+    </w:p>
+    <w:p>
+      <w:pPr>
+        <w:rPr/>
+      </w:pPr>
+      <w:r>
+        <w:rPr>
+          <w:rtl w:val="0"/>
+        </w:rPr>
+        <w:t xml:space="preserve">        &lt;button type="submit"&gt;Search&lt;/button&gt;</w:t>
+      </w:r>
+    </w:p>
+    <w:p>
+      <w:pPr>
+        <w:rPr/>
+      </w:pPr>
+      <w:r>
+        <w:rPr>
+          <w:rtl w:val="0"/>
+        </w:rPr>
+        <w:t xml:space="preserve">        &lt;a href="list_students.jsp"&gt;</w:t>
+      </w:r>
+    </w:p>
+    <w:p>
+      <w:pPr>
+        <w:rPr/>
+      </w:pPr>
+      <w:r>
+        <w:rPr>
+          <w:rtl w:val="0"/>
+        </w:rPr>
+        <w:t xml:space="preserve">            &lt;button&gt;Clear&lt;/button&gt;</w:t>
+      </w:r>
+    </w:p>
+    <w:p>
+      <w:pPr>
+        <w:rPr/>
+      </w:pPr>
+      <w:r>
+        <w:rPr>
+          <w:rtl w:val="0"/>
+        </w:rPr>
+        <w:t xml:space="preserve">        &lt;/a&gt;</w:t>
+      </w:r>
+    </w:p>
+    <w:p>
+      <w:pPr>
+        <w:rPr/>
+      </w:pPr>
+      <w:r>
+        <w:rPr>
+          <w:rtl w:val="0"/>
+        </w:rPr>
+        <w:t xml:space="preserve">    &lt;/form&gt;</w:t>
+      </w:r>
+    </w:p>
+    <w:p>
+      <w:pPr>
+        <w:rPr/>
+      </w:pPr>
+      <w:r>
+        <w:rPr>
+          <w:rtl w:val="0"/>
+        </w:rPr>
+        <w:t xml:space="preserve">    </w:t>
+      </w:r>
+    </w:p>
+    <w:p>
+      <w:pPr>
+        <w:rPr/>
+      </w:pPr>
+      <w:r>
+        <w:rPr>
+          <w:rtl w:val="0"/>
+        </w:rPr>
+        <w:t xml:space="preserve">    &lt;% if (request.getParameter("keyword") != null &amp;&amp; !request.getParameter("keyword").isEmpty()) { %&gt;</w:t>
+      </w:r>
+    </w:p>
+    <w:p>
+      <w:pPr>
+        <w:rPr/>
+      </w:pPr>
+      <w:r>
+        <w:rPr>
+          <w:rtl w:val="0"/>
+        </w:rPr>
+        <w:t xml:space="preserve">        &lt;p&gt;</w:t>
+      </w:r>
+    </w:p>
+    <w:p>
+      <w:pPr>
+        <w:rPr/>
+      </w:pPr>
+      <w:r>
+        <w:rPr>
+          <w:rtl w:val="0"/>
+        </w:rPr>
+        <w:t xml:space="preserve">            Search result for "&lt;%= request.getParameter("keyword") %&gt;":</w:t>
+      </w:r>
+    </w:p>
+    <w:p>
+      <w:pPr>
+        <w:rPr/>
+      </w:pPr>
+      <w:r>
+        <w:rPr>
+          <w:rtl w:val="0"/>
+        </w:rPr>
+        <w:t xml:space="preserve">        &lt;/p&gt;</w:t>
+      </w:r>
+    </w:p>
+    <w:p>
+      <w:pPr>
+        <w:rPr/>
+      </w:pPr>
+      <w:r>
+        <w:rPr>
+          <w:rtl w:val="0"/>
+        </w:rPr>
+        <w:t xml:space="preserve">    &lt;% } %&gt;</w:t>
+      </w:r>
+    </w:p>
+    <w:p>
+      <w:pPr>
+        <w:rPr/>
+      </w:pPr>
+      <w:r>
+        <w:rPr>
+          <w:rtl w:val="0"/>
+        </w:rPr>
+        <w:t xml:space="preserve">    </w:t>
+      </w:r>
+    </w:p>
+    <w:p>
+      <w:pPr>
+        <w:rPr/>
+      </w:pPr>
+      <w:r>
+        <w:rPr>
+          <w:rtl w:val="0"/>
+        </w:rPr>
+        <w:t xml:space="preserve">    &lt;table&gt;</w:t>
+      </w:r>
+    </w:p>
+    <w:p>
+      <w:pPr>
+        <w:rPr/>
+      </w:pPr>
+      <w:r>
+        <w:rPr>
+          <w:rtl w:val="0"/>
+        </w:rPr>
+        <w:t xml:space="preserve">        &lt;thead&gt;</w:t>
+      </w:r>
+    </w:p>
+    <w:p>
+      <w:pPr>
+        <w:rPr/>
+      </w:pPr>
+      <w:r>
+        <w:rPr>
+          <w:rtl w:val="0"/>
+        </w:rPr>
+        <w:t xml:space="preserve">            &lt;td&gt;ID&lt;/td&gt;</w:t>
+      </w:r>
+    </w:p>
+    <w:p>
+      <w:pPr>
+        <w:rPr/>
+      </w:pPr>
+      <w:r>
+        <w:rPr>
+          <w:rtl w:val="0"/>
+        </w:rPr>
+        <w:t xml:space="preserve">            &lt;td&gt;Student Code&lt;/td&gt;</w:t>
+      </w:r>
+    </w:p>
+    <w:p>
+      <w:pPr>
+        <w:rPr/>
+      </w:pPr>
+      <w:r>
+        <w:rPr>
+          <w:rtl w:val="0"/>
+        </w:rPr>
+        <w:t xml:space="preserve">            &lt;td&gt;Full Name&lt;/td&gt;</w:t>
+      </w:r>
+    </w:p>
+    <w:p>
+      <w:pPr>
+        <w:rPr/>
+      </w:pPr>
+      <w:r>
+        <w:rPr>
+          <w:rtl w:val="0"/>
+        </w:rPr>
+        <w:t xml:space="preserve">            &lt;td&gt;Email&lt;/td&gt;</w:t>
+      </w:r>
+    </w:p>
+    <w:p>
+      <w:pPr>
+        <w:rPr/>
+      </w:pPr>
+      <w:r>
+        <w:rPr>
+          <w:rtl w:val="0"/>
+        </w:rPr>
+        <w:t xml:space="preserve">            &lt;td&gt;Major&lt;/td&gt;</w:t>
+      </w:r>
+    </w:p>
+    <w:p>
+      <w:pPr>
+        <w:rPr/>
+      </w:pPr>
+      <w:r>
+        <w:rPr>
+          <w:rtl w:val="0"/>
+        </w:rPr>
+        <w:t xml:space="preserve">            &lt;td&gt;Created At&lt;/td&gt;</w:t>
+      </w:r>
+    </w:p>
+    <w:p>
+      <w:pPr>
+        <w:rPr/>
+      </w:pPr>
+      <w:r>
+        <w:rPr>
+          <w:rtl w:val="0"/>
+        </w:rPr>
+        <w:t xml:space="preserve">        &lt;/thead&gt;</w:t>
+      </w:r>
+    </w:p>
+    <w:p>
+      <w:pPr>
+        <w:rPr/>
+      </w:pPr>
+      <w:r>
+        <w:rPr>
+          <w:rtl w:val="0"/>
+        </w:rPr>
+        <w:t xml:space="preserve">        &lt;tbody&gt;</w:t>
+      </w:r>
+    </w:p>
+    <w:p>
+      <w:pPr>
+        <w:rPr/>
+      </w:pPr>
+      <w:r>
+        <w:rPr>
+          <w:rtl w:val="0"/>
+        </w:rPr>
+        <w:t xml:space="preserve">        &lt;%</w:t>
+      </w:r>
+    </w:p>
+    <w:p>
+      <w:pPr>
+        <w:rPr/>
+      </w:pPr>
+      <w:r>
+        <w:rPr>
+          <w:rtl w:val="0"/>
+        </w:rPr>
+        <w:t xml:space="preserve">            Connection conn = null;</w:t>
+      </w:r>
+    </w:p>
+    <w:p>
+      <w:pPr>
+        <w:rPr/>
+      </w:pPr>
+      <w:r>
+        <w:rPr>
+          <w:rtl w:val="0"/>
+        </w:rPr>
+        <w:t xml:space="preserve">            PreparedStatement pstmt = null;</w:t>
+      </w:r>
+    </w:p>
+    <w:p>
+      <w:pPr>
+        <w:rPr/>
+      </w:pPr>
+      <w:r>
+        <w:rPr>
+          <w:rtl w:val="0"/>
+        </w:rPr>
+        <w:t xml:space="preserve">            ResultSet rs = null;</w:t>
+      </w:r>
+    </w:p>
+    <w:p>
+      <w:pPr>
+        <w:rPr/>
+      </w:pPr>
+      <w:r>
+        <w:rPr>
+          <w:rtl w:val="0"/>
+        </w:rPr>
+        <w:t xml:space="preserve">            String sql = "";</w:t>
+      </w:r>
+    </w:p>
+    <w:p>
+      <w:pPr>
+        <w:rPr/>
+      </w:pPr>
+      <w:r>
+        <w:rPr>
+          <w:rtl w:val="0"/>
+        </w:rPr>
+        <w:t xml:space="preserve">            </w:t>
+      </w:r>
+    </w:p>
+    <w:p>
+      <w:pPr>
+        <w:rPr/>
+      </w:pPr>
+      <w:r>
+        <w:rPr>
+          <w:rtl w:val="0"/>
+        </w:rPr>
+        <w:t xml:space="preserve">            try {</w:t>
+      </w:r>
+    </w:p>
+    <w:p>
+      <w:pPr>
+        <w:rPr/>
+      </w:pPr>
+      <w:r>
+        <w:rPr>
+          <w:rtl w:val="0"/>
+        </w:rPr>
+        <w:t xml:space="preserve">                // Connect to database</w:t>
+      </w:r>
+    </w:p>
+    <w:p>
+      <w:pPr>
+        <w:rPr/>
+      </w:pPr>
+      <w:r>
+        <w:rPr>
+          <w:rtl w:val="0"/>
+        </w:rPr>
+        <w:t xml:space="preserve">                Class.forName("com.mysql.cj.jdbc.Driver");</w:t>
+      </w:r>
+    </w:p>
+    <w:p>
+      <w:pPr>
+        <w:rPr/>
+      </w:pPr>
+      <w:r>
+        <w:rPr>
+          <w:rtl w:val="0"/>
+        </w:rPr>
+        <w:t xml:space="preserve">                </w:t>
+      </w:r>
+    </w:p>
+    <w:p>
+      <w:pPr>
+        <w:rPr/>
+      </w:pPr>
+      <w:r>
+        <w:rPr>
+          <w:rtl w:val="0"/>
+        </w:rPr>
+        <w:t xml:space="preserve">                conn = DriverManager.getConnection(</w:t>
+      </w:r>
+    </w:p>
+    <w:p>
+      <w:pPr>
+        <w:rPr/>
+      </w:pPr>
+      <w:r>
+        <w:rPr>
+          <w:rtl w:val="0"/>
+        </w:rPr>
+        <w:t xml:space="preserve">                    "jdbc:mysql://localhost:3306/student_management",</w:t>
+      </w:r>
+    </w:p>
+    <w:p>
+      <w:pPr>
+        <w:rPr/>
+      </w:pPr>
+      <w:r>
+        <w:rPr>
+          <w:rtl w:val="0"/>
+        </w:rPr>
+        <w:t xml:space="preserve">                    "root",</w:t>
+      </w:r>
+    </w:p>
+    <w:p>
+      <w:pPr>
+        <w:rPr/>
+      </w:pPr>
+      <w:r>
+        <w:rPr>
+          <w:rtl w:val="0"/>
+        </w:rPr>
+        <w:t xml:space="preserve">                    "Q@jaP*96T8xY#2^7&amp;3@7"</w:t>
+      </w:r>
+    </w:p>
+    <w:p>
+      <w:pPr>
+        <w:rPr/>
+      </w:pPr>
+      <w:r>
+        <w:rPr>
+          <w:rtl w:val="0"/>
+        </w:rPr>
+        <w:t xml:space="preserve">                );</w:t>
+      </w:r>
+    </w:p>
+    <w:p>
+      <w:pPr>
+        <w:rPr/>
+      </w:pPr>
+      <w:r>
+        <w:rPr>
+          <w:rtl w:val="0"/>
+        </w:rPr>
+        <w:t xml:space="preserve">                </w:t>
+      </w:r>
+    </w:p>
+    <w:p>
+      <w:pPr>
+        <w:rPr/>
+      </w:pPr>
+      <w:r>
+        <w:rPr>
+          <w:rtl w:val="0"/>
+        </w:rPr>
+        <w:t xml:space="preserve">                String keyword = request.getParameter("keyword");</w:t>
+      </w:r>
+    </w:p>
+    <w:p>
+      <w:pPr>
+        <w:rPr/>
+      </w:pPr>
+      <w:r>
+        <w:rPr>
+          <w:rtl w:val="0"/>
+        </w:rPr>
+        <w:t xml:space="preserve">                </w:t>
+      </w:r>
+    </w:p>
+    <w:p>
+      <w:pPr>
+        <w:rPr/>
+      </w:pPr>
+      <w:r>
+        <w:rPr>
+          <w:rtl w:val="0"/>
+        </w:rPr>
+        <w:t xml:space="preserve">                if (keyword != null &amp;&amp; !keyword.isEmpty()) {</w:t>
+      </w:r>
+    </w:p>
+    <w:p>
+      <w:pPr>
+        <w:rPr/>
+      </w:pPr>
+      <w:r>
+        <w:rPr>
+          <w:rtl w:val="0"/>
+        </w:rPr>
+        <w:t xml:space="preserve">                    // Retrieve students by keyword if exists</w:t>
+      </w:r>
+    </w:p>
+    <w:p>
+      <w:pPr>
+        <w:rPr/>
+      </w:pPr>
+      <w:r>
+        <w:rPr>
+          <w:rtl w:val="0"/>
+        </w:rPr>
+        <w:t xml:space="preserve">                    sql = "SELECT * FROM students WHERE full_name LIKE ? OR student_code LIKE ?";</w:t>
+      </w:r>
+    </w:p>
+    <w:p>
+      <w:pPr>
+        <w:rPr/>
+      </w:pPr>
+      <w:r>
+        <w:rPr>
+          <w:rtl w:val="0"/>
+        </w:rPr>
+        <w:t xml:space="preserve">                    pstmt = conn.prepareStatement(sql);</w:t>
+      </w:r>
+    </w:p>
+    <w:p>
+      <w:pPr>
+        <w:rPr/>
+      </w:pPr>
+      <w:r>
+        <w:rPr>
+          <w:rtl w:val="0"/>
+        </w:rPr>
+        <w:t xml:space="preserve">                    pstmt.setString(1, "%" + keyword + "%");</w:t>
+      </w:r>
+    </w:p>
+    <w:p>
+      <w:pPr>
+        <w:rPr/>
+      </w:pPr>
+      <w:r>
+        <w:rPr>
+          <w:rtl w:val="0"/>
+        </w:rPr>
+        <w:t xml:space="preserve">                    pstmt.setString(2, "%" + keyword + "%");</w:t>
+      </w:r>
+    </w:p>
+    <w:p>
+      <w:pPr>
+        <w:rPr/>
+      </w:pPr>
+      <w:r>
+        <w:rPr>
+          <w:rtl w:val="0"/>
+        </w:rPr>
+        <w:t xml:space="preserve">                } else {</w:t>
+      </w:r>
+    </w:p>
+    <w:p>
+      <w:pPr>
+        <w:rPr/>
+      </w:pPr>
+      <w:r>
+        <w:rPr>
+          <w:rtl w:val="0"/>
+        </w:rPr>
+        <w:t xml:space="preserve">                    // Retrieve all students</w:t>
+      </w:r>
+    </w:p>
+    <w:p>
+      <w:pPr>
+        <w:rPr/>
+      </w:pPr>
+      <w:r>
+        <w:rPr>
+          <w:rtl w:val="0"/>
+        </w:rPr>
+        <w:t xml:space="preserve">                    sql = "SELECT * FROM students";</w:t>
+      </w:r>
+    </w:p>
+    <w:p>
+      <w:pPr>
+        <w:rPr/>
+      </w:pPr>
+      <w:r>
+        <w:rPr>
+          <w:rtl w:val="0"/>
+        </w:rPr>
+        <w:t xml:space="preserve">                    pstmt = conn.prepareStatement(sql);</w:t>
+      </w:r>
+    </w:p>
+    <w:p>
+      <w:pPr>
+        <w:rPr/>
+      </w:pPr>
+      <w:r>
+        <w:rPr>
+          <w:rtl w:val="0"/>
+        </w:rPr>
+        <w:t xml:space="preserve">                }</w:t>
+      </w:r>
+    </w:p>
+    <w:p>
+      <w:pPr>
+        <w:rPr/>
+      </w:pPr>
+      <w:r>
+        <w:rPr>
+          <w:rtl w:val="0"/>
+        </w:rPr>
+        <w:t xml:space="preserve">                </w:t>
+      </w:r>
+    </w:p>
+    <w:p>
+      <w:pPr>
+        <w:rPr/>
+      </w:pPr>
+      <w:r>
+        <w:rPr>
+          <w:rtl w:val="0"/>
+        </w:rPr>
+        <w:t xml:space="preserve">                rs = pstmt.executeQuery();</w:t>
+      </w:r>
+    </w:p>
+    <w:p>
+      <w:pPr>
+        <w:rPr/>
+      </w:pPr>
+      <w:r>
+        <w:rPr>
+          <w:rtl w:val="0"/>
+        </w:rPr>
+        <w:t xml:space="preserve">                </w:t>
+      </w:r>
+    </w:p>
+    <w:p>
+      <w:pPr>
+        <w:rPr/>
+      </w:pPr>
+      <w:r>
+        <w:rPr>
+          <w:rtl w:val="0"/>
+        </w:rPr>
+        <w:t xml:space="preserve">                // Get info</w:t>
+      </w:r>
+    </w:p>
+    <w:p>
+      <w:pPr>
+        <w:rPr/>
+      </w:pPr>
+      <w:r>
+        <w:rPr>
+          <w:rtl w:val="0"/>
+        </w:rPr>
+        <w:t xml:space="preserve">                while (rs.next()) {</w:t>
+      </w:r>
+    </w:p>
+    <w:p>
+      <w:pPr>
+        <w:rPr/>
+      </w:pPr>
+      <w:r>
+        <w:rPr>
+          <w:rtl w:val="0"/>
+        </w:rPr>
+        <w:t xml:space="preserve">                    int id = rs.getInt("id");</w:t>
+      </w:r>
+    </w:p>
+    <w:p>
+      <w:pPr>
+        <w:rPr/>
+      </w:pPr>
+      <w:r>
+        <w:rPr>
+          <w:rtl w:val="0"/>
+        </w:rPr>
+        <w:t xml:space="preserve">                    String studentCode = rs.getString("student_code");</w:t>
+      </w:r>
+    </w:p>
+    <w:p>
+      <w:pPr>
+        <w:rPr/>
+      </w:pPr>
+      <w:r>
+        <w:rPr>
+          <w:rtl w:val="0"/>
+        </w:rPr>
+        <w:t xml:space="preserve">                    String fullName = rs.getString("full_name");</w:t>
+      </w:r>
+    </w:p>
+    <w:p>
+      <w:pPr>
+        <w:rPr/>
+      </w:pPr>
+      <w:r>
+        <w:rPr>
+          <w:rtl w:val="0"/>
+        </w:rPr>
+        <w:t xml:space="preserve">                    String email = rs.getString("email");</w:t>
+      </w:r>
+    </w:p>
+    <w:p>
+      <w:pPr>
+        <w:rPr/>
+      </w:pPr>
+      <w:r>
+        <w:rPr>
+          <w:rtl w:val="0"/>
+        </w:rPr>
+        <w:t xml:space="preserve">                    String major = rs.getString("major");</w:t>
+      </w:r>
+    </w:p>
+    <w:p>
+      <w:pPr>
+        <w:rPr/>
+      </w:pPr>
+      <w:r>
+        <w:rPr>
+          <w:rtl w:val="0"/>
+        </w:rPr>
+        <w:t xml:space="preserve">                    Timestamp createdAt = rs.getTimestamp("created_at");</w:t>
+      </w:r>
+    </w:p>
+    <w:p>
+      <w:pPr>
+        <w:rPr/>
+      </w:pPr>
+      <w:r>
+        <w:rPr>
+          <w:rtl w:val="0"/>
+        </w:rPr>
+        <w:t xml:space="preserve">        %&gt;</w:t>
+      </w:r>
+    </w:p>
+    <w:p>
+      <w:pPr>
+        <w:rPr/>
+      </w:pPr>
+      <w:r>
+        <w:rPr>
+          <w:rtl w:val="0"/>
+        </w:rPr>
+        <w:t xml:space="preserve">                    &lt;tr&gt;</w:t>
+      </w:r>
+    </w:p>
+    <w:p>
+      <w:pPr>
+        <w:rPr/>
+      </w:pPr>
+      <w:r>
+        <w:rPr>
+          <w:rtl w:val="0"/>
+        </w:rPr>
+        <w:t xml:space="preserve">                        &lt;td&gt;&lt;%= id %&gt;&lt;/td&gt;</w:t>
+      </w:r>
+    </w:p>
+    <w:p>
+      <w:pPr>
+        <w:rPr/>
+      </w:pPr>
+      <w:r>
+        <w:rPr>
+          <w:rtl w:val="0"/>
+        </w:rPr>
+        <w:t xml:space="preserve">                        &lt;td&gt;&lt;%= studentCode %&gt;&lt;/td&gt;</w:t>
+      </w:r>
+    </w:p>
+    <w:p>
+      <w:pPr>
+        <w:rPr/>
+      </w:pPr>
+      <w:r>
+        <w:rPr>
+          <w:rtl w:val="0"/>
+        </w:rPr>
+        <w:t xml:space="preserve">                        &lt;td&gt;&lt;%= fullName %&gt;&lt;/td&gt;</w:t>
+      </w:r>
+    </w:p>
+    <w:p>
+      <w:pPr>
+        <w:rPr/>
+      </w:pPr>
+      <w:r>
+        <w:rPr>
+          <w:rtl w:val="0"/>
+        </w:rPr>
+        <w:t xml:space="preserve">                        &lt;td&gt;&lt;%= email != null ? email : "N/A" %&gt;&lt;/td&gt;</w:t>
+      </w:r>
+    </w:p>
+    <w:p>
+      <w:pPr>
+        <w:rPr/>
+      </w:pPr>
+      <w:r>
+        <w:rPr>
+          <w:rtl w:val="0"/>
+        </w:rPr>
+        <w:t xml:space="preserve">                        &lt;td&gt;&lt;%= major != null ? major : "N/A" %&gt;&lt;/td&gt;</w:t>
+      </w:r>
+    </w:p>
+    <w:p>
+      <w:pPr>
+        <w:rPr/>
+      </w:pPr>
+      <w:r>
+        <w:rPr>
+          <w:rtl w:val="0"/>
+        </w:rPr>
+        <w:t xml:space="preserve">                        &lt;td&gt;&lt;%= createdAt %&gt;&lt;/td&gt;</w:t>
+      </w:r>
+    </w:p>
+    <w:p>
+      <w:pPr>
+        <w:rPr/>
+      </w:pPr>
+      <w:r>
+        <w:rPr>
+          <w:rtl w:val="0"/>
+        </w:rPr>
+        <w:t xml:space="preserve">                    &lt;/tr&gt;</w:t>
+      </w:r>
+    </w:p>
+    <w:p>
+      <w:pPr>
+        <w:rPr/>
+      </w:pPr>
+      <w:r>
+        <w:rPr>
+          <w:rtl w:val="0"/>
+        </w:rPr>
+        <w:t xml:space="preserve">        &lt;%</w:t>
+      </w:r>
+    </w:p>
+    <w:p>
+      <w:pPr>
+        <w:rPr/>
+      </w:pPr>
+      <w:r>
+        <w:rPr>
+          <w:rtl w:val="0"/>
+        </w:rPr>
+        <w:t xml:space="preserve">                }</w:t>
+      </w:r>
+    </w:p>
+    <w:p>
+      <w:pPr>
+        <w:rPr/>
+      </w:pPr>
+      <w:r>
+        <w:rPr>
+          <w:rtl w:val="0"/>
+        </w:rPr>
+        <w:t xml:space="preserve">            // Handle errors</w:t>
+      </w:r>
+    </w:p>
+    <w:p>
+      <w:pPr>
+        <w:rPr/>
+      </w:pPr>
+      <w:r>
+        <w:rPr>
+          <w:rtl w:val="0"/>
+        </w:rPr>
+        <w:t xml:space="preserve">            } catch (ClassNotFoundException e) {</w:t>
+      </w:r>
+    </w:p>
+    <w:p>
+      <w:pPr>
+        <w:rPr/>
+      </w:pPr>
+      <w:r>
+        <w:rPr>
+          <w:rtl w:val="0"/>
+        </w:rPr>
+        <w:t xml:space="preserve">                out.println("&lt;tr&gt;&lt;td colspan='7'&gt;Error: JDBC Driver not found!&lt;/td&gt;&lt;/tr&gt;");</w:t>
+      </w:r>
+    </w:p>
+    <w:p>
+      <w:pPr>
+        <w:rPr/>
+      </w:pPr>
+      <w:r>
+        <w:rPr>
+          <w:rtl w:val="0"/>
+        </w:rPr>
+        <w:t xml:space="preserve">                e.printStackTrace();</w:t>
+      </w:r>
+    </w:p>
+    <w:p>
+      <w:pPr>
+        <w:rPr/>
+      </w:pPr>
+      <w:r>
+        <w:rPr>
+          <w:rtl w:val="0"/>
+        </w:rPr>
+        <w:t xml:space="preserve">            } catch (SQLException e) {</w:t>
+      </w:r>
+    </w:p>
+    <w:p>
+      <w:pPr>
+        <w:rPr/>
+      </w:pPr>
+      <w:r>
+        <w:rPr>
+          <w:rtl w:val="0"/>
+        </w:rPr>
+        <w:t xml:space="preserve">                out.println("&lt;tr&gt;&lt;td colspan='7'&gt;Database Error: " + e.getMessage() + "&lt;/td&gt;&lt;/tr&gt;");</w:t>
+      </w:r>
+    </w:p>
+    <w:p>
+      <w:pPr>
+        <w:rPr/>
+      </w:pPr>
+      <w:r>
+        <w:rPr>
+          <w:rtl w:val="0"/>
+        </w:rPr>
+        <w:t xml:space="preserve">                e.printStackTrace();</w:t>
+      </w:r>
+    </w:p>
+    <w:p>
+      <w:pPr>
+        <w:rPr/>
+      </w:pPr>
+      <w:r>
+        <w:rPr>
+          <w:rtl w:val="0"/>
+        </w:rPr>
+        <w:t xml:space="preserve">            // Close database connection</w:t>
+      </w:r>
+    </w:p>
+    <w:p>
+      <w:pPr>
+        <w:rPr/>
+      </w:pPr>
+      <w:r>
+        <w:rPr>
+          <w:rtl w:val="0"/>
+        </w:rPr>
+        <w:t xml:space="preserve">            } finally {</w:t>
+      </w:r>
+    </w:p>
+    <w:p>
+      <w:pPr>
+        <w:rPr/>
+      </w:pPr>
+      <w:r>
+        <w:rPr>
+          <w:rtl w:val="0"/>
+        </w:rPr>
+        <w:t xml:space="preserve">                try {</w:t>
+      </w:r>
+    </w:p>
+    <w:p>
+      <w:pPr>
+        <w:rPr/>
+      </w:pPr>
+      <w:r>
+        <w:rPr>
+          <w:rtl w:val="0"/>
+        </w:rPr>
+        <w:t xml:space="preserve">                    if (rs != null) rs.close();</w:t>
+      </w:r>
+    </w:p>
+    <w:p>
+      <w:pPr>
+        <w:rPr/>
+      </w:pPr>
+      <w:r>
+        <w:rPr>
+          <w:rtl w:val="0"/>
+        </w:rPr>
+        <w:t xml:space="preserve">                    if (pstmt != null) pstmt.close();</w:t>
+      </w:r>
+    </w:p>
+    <w:p>
+      <w:pPr>
+        <w:rPr/>
+      </w:pPr>
+      <w:r>
+        <w:rPr>
+          <w:rtl w:val="0"/>
+        </w:rPr>
+        <w:t xml:space="preserve">                    if (conn != null) conn.close();</w:t>
+      </w:r>
+    </w:p>
+    <w:p>
+      <w:pPr>
+        <w:rPr/>
+      </w:pPr>
+      <w:r>
+        <w:rPr>
+          <w:rtl w:val="0"/>
+        </w:rPr>
+        <w:t xml:space="preserve">                } catch (SQLException e) {</w:t>
+      </w:r>
+    </w:p>
+    <w:p>
+      <w:pPr>
+        <w:rPr/>
+      </w:pPr>
+      <w:r>
+        <w:rPr>
+          <w:rtl w:val="0"/>
+        </w:rPr>
+        <w:t xml:space="preserve">                    e.printStackTrace();</w:t>
+      </w:r>
+    </w:p>
+    <w:p>
+      <w:pPr>
+        <w:rPr/>
+      </w:pPr>
+      <w:r>
+        <w:rPr>
+          <w:rtl w:val="0"/>
+        </w:rPr>
+        <w:t xml:space="preserve">                }</w:t>
+      </w:r>
+    </w:p>
+    <w:p>
+      <w:pPr>
+        <w:rPr/>
+      </w:pPr>
+      <w:r>
+        <w:rPr>
+          <w:rtl w:val="0"/>
+        </w:rPr>
+        <w:t xml:space="preserve">            }</w:t>
+      </w:r>
+    </w:p>
+    <w:p>
+      <w:pPr>
+        <w:rPr/>
+      </w:pPr>
+      <w:r>
+        <w:rPr>
+          <w:rtl w:val="0"/>
+        </w:rPr>
+        <w:t xml:space="preserve">        %&gt;</w:t>
+      </w:r>
+    </w:p>
+    <w:p>
+      <w:pPr>
+        <w:rPr/>
+      </w:pPr>
+      <w:r>
+        <w:rPr>
+          <w:rtl w:val="0"/>
+        </w:rPr>
+        <w:t xml:space="preserve">        &lt;/tbody&gt;</w:t>
+      </w:r>
+    </w:p>
+    <w:p>
+      <w:pPr>
+        <w:rPr/>
+      </w:pPr>
+      <w:r>
+        <w:rPr>
+          <w:rtl w:val="0"/>
+        </w:rPr>
+        <w:t xml:space="preserve">    &lt;/table&gt;</w:t>
+      </w:r>
+    </w:p>
+    <w:p>
+      <w:pPr>
+        <w:rPr/>
+      </w:pPr>
+      <w:r>
+        <w:rPr>
+          <w:rtl w:val="0"/>
+        </w:rPr>
+        <w:t xml:space="preserve">&lt;/body&gt;</w:t>
+      </w:r>
+    </w:p>
+    <w:p>
+      <w:pPr>
+        <w:rPr/>
+      </w:pPr>
+      <w:r>
+        <w:rPr>
+          <w:rtl w:val="0"/>
+        </w:rPr>
+        <w:t xml:space="preserve">&lt;/html&gt;</w:t>
+      </w:r>
+    </w:p>
+    <w:p>
+      <w:pPr>
+        <w:pStyle w:val="Heading2"/>
+        <w:rPr/>
+      </w:pPr>
+      <w:bookmarkStart w:colFirst="0" w:colLast="0" w:name="_9ioq11dlul20" w:id="22"/>
+      <w:bookmarkEnd w:id="22"/>
+      <w:r>
+        <w:rPr>
+          <w:rtl w:val="0"/>
+        </w:rPr>
+        <w:t xml:space="preserve">Result</w:t>
+      </w:r>
+    </w:p>
+    <w:p>
+      <w:pPr>
+        <w:rPr/>
+      </w:pPr>
+      <w:r>
+        <w:rPr>
+          <w:rtl w:val="0"/>
+        </w:rPr>
+        <w:t xml:space="preserve">Before searching:</w:t>
+      </w:r>
+    </w:p>
+    <w:p>
+      <w:pPr>
+        <w:rPr/>
+      </w:pPr>
+      <w:r>
+        <w:rPr/>
+        <w:drawing>
+          <wp:inline distB="114300" distT="114300" distL="114300" distR="114300">
+            <wp:extent cx="5731200" cy="2692400"/>
+            <wp:effectExtent b="0" l="0" r="0" t="0"/>
+            <wp:docPr id="11" name="image7.png"/>
+            <a:graphic>
+              <a:graphicData uri="http://schemas.openxmlformats.org/drawingml/2006/picture">
+                <pic:pic>
+                  <pic:nvPicPr>
+                    <pic:cNvPr id="0" name="image7.png"/>
+                    <pic:cNvPicPr preferRelativeResize="0"/>
+                  </pic:nvPicPr>
+                  <pic:blipFill>
+                    <a:blip r:embed="rId15"/>
+                    <a:srcRect b="0" l="0" r="0" t="0"/>
+                    <a:stretch>
+                      <a:fillRect/>
+                    </a:stretch>
+                  </pic:blipFill>
+                  <pic:spPr>
+                    <a:xfrm>
+                      <a:off x="0" y="0"/>
+                      <a:ext cx="5731200" cy="2692400"/>
+                    </a:xfrm>
+                    <a:prstGeom prst="rect"/>
+                    <a:ln/>
+                  </pic:spPr>
+                </pic:pic>
+              </a:graphicData>
+            </a:graphic>
+          </wp:inline>
+        </w:drawing>
+      </w:r>
+      <w:r>
+        <w:rPr>
+          <w:rtl w:val="0"/>
+        </w:rPr>
+      </w:r>
+    </w:p>
+    <w:p>
+      <w:pPr>
+        <w:rPr/>
+      </w:pPr>
+      <w:r>
+        <w:rPr>
+          <w:rtl w:val="0"/>
+        </w:rPr>
+        <w:t xml:space="preserve">After:</w:t>
+      </w:r>
+    </w:p>
+    <w:p>
+      <w:pPr>
+        <w:rPr/>
+      </w:pPr>
+      <w:r>
+        <w:rPr/>
+        <w:drawing>
+          <wp:inline distB="114300" distT="114300" distL="114300" distR="114300">
+            <wp:extent cx="5731200" cy="2692400"/>
+            <wp:effectExtent b="0" l="0" r="0" t="0"/>
+            <wp:docPr id="8" name="image3.png"/>
+            <a:graphic>
+              <a:graphicData uri="http://schemas.openxmlformats.org/drawingml/2006/picture">
+                <pic:pic>
+                  <pic:nvPicPr>
+                    <pic:cNvPr id="0" name="image3.png"/>
+                    <pic:cNvPicPr preferRelativeResize="0"/>
+                  </pic:nvPicPr>
+                  <pic:blipFill>
+                    <a:blip r:embed="rId16"/>
+                    <a:srcRect b="0" l="0" r="0" t="0"/>
+                    <a:stretch>
+                      <a:fillRect/>
+                    </a:stretch>
+                  </pic:blipFill>
+                  <pic:spPr>
+                    <a:xfrm>
+                      <a:off x="0" y="0"/>
+                      <a:ext cx="5731200" cy="2692400"/>
+                    </a:xfrm>
+                    <a:prstGeom prst="rect"/>
+                    <a:ln/>
+                  </pic:spPr>
+                </pic:pic>
+              </a:graphicData>
+            </a:graphic>
+          </wp:inline>
+        </w:drawing>
+      </w:r>
+      <w:r>
+        <w:rPr>
+          <w:rtl w:val="0"/>
+        </w:rPr>
+      </w:r>
+    </w:p>
+    <w:p>
+      <w:pPr>
+        <w:pStyle w:val="Heading1"/>
+        <w:rPr/>
+      </w:pPr>
+      <w:bookmarkStart w:colFirst="0" w:colLast="0" w:name="_jxf992opk2g9" w:id="23"/>
+      <w:bookmarkEnd w:id="23"/>
+      <w:r>
+        <w:rPr>
+          <w:rtl w:val="0"/>
+        </w:rPr>
+        <w:t xml:space="preserve">Exercise 6</w:t>
+      </w:r>
+    </w:p>
+    <w:p>
+      <w:pPr>
+        <w:pStyle w:val="Heading2"/>
+        <w:rPr/>
+      </w:pPr>
+      <w:bookmarkStart w:colFirst="0" w:colLast="0" w:name="_1551nma9m0n3" w:id="24"/>
+      <w:bookmarkEnd w:id="24"/>
+      <w:r>
+        <w:rPr>
+          <w:rtl w:val="0"/>
+        </w:rPr>
+        <w:t xml:space="preserve">Code</w:t>
+      </w:r>
+    </w:p>
+    <w:p>
+      <w:pPr>
+        <w:pStyle w:val="Heading3"/>
+        <w:rPr/>
+      </w:pPr>
+      <w:bookmarkStart w:colFirst="0" w:colLast="0" w:name="_mz241rysl2zu" w:id="25"/>
+      <w:bookmarkEnd w:id="25"/>
+      <w:r>
+        <w:rPr>
+          <w:rtl w:val="0"/>
+        </w:rPr>
+        <w:t xml:space="preserve">Process_add.jsp</w:t>
+      </w:r>
+    </w:p>
+    <w:p>
+      <w:pPr>
+        <w:rPr/>
+      </w:pPr>
+      <w:r>
+        <w:rPr>
+          <w:rtl w:val="0"/>
+        </w:rPr>
+        <w:t xml:space="preserve">&lt;%-- </w:t>
+      </w:r>
+    </w:p>
+    <w:p>
+      <w:pPr>
+        <w:rPr/>
+      </w:pPr>
+      <w:r>
+        <w:rPr>
+          <w:rtl w:val="0"/>
+        </w:rPr>
+        <w:t xml:space="preserve">    Document   : process_add</w:t>
+      </w:r>
+    </w:p>
+    <w:p>
+      <w:pPr>
+        <w:rPr/>
+      </w:pPr>
+      <w:r>
+        <w:rPr>
+          <w:rtl w:val="0"/>
+        </w:rPr>
+        <w:t xml:space="preserve">    Created on : Apr 22, 2026, 3:13:22 PM</w:t>
+      </w:r>
+    </w:p>
+    <w:p>
+      <w:pPr>
+        <w:rPr/>
+      </w:pPr>
+      <w:r>
+        <w:rPr>
+          <w:rtl w:val="0"/>
+        </w:rPr>
+        <w:t xml:space="preserve">    Author     : islabre</w:t>
+      </w:r>
+    </w:p>
+    <w:p>
+      <w:pPr>
+        <w:rPr/>
+      </w:pPr>
+      <w:r>
+        <w:rPr>
+          <w:rtl w:val="0"/>
+        </w:rPr>
+        <w:t xml:space="preserve">--%&gt;</w:t>
+      </w:r>
+    </w:p>
+    <w:p>
+      <w:pPr>
+        <w:rPr/>
+      </w:pPr>
+      <w:r>
+        <w:rPr>
+          <w:rtl w:val="0"/>
+        </w:rPr>
+      </w:r>
+    </w:p>
+    <w:p>
+      <w:pPr>
+        <w:rPr/>
+      </w:pPr>
+      <w:r>
+        <w:rPr>
+          <w:rtl w:val="0"/>
+        </w:rPr>
+        <w:t xml:space="preserve">&lt;%@page contentType="text/html" pageEncoding="UTF-8"%&gt;</w:t>
+      </w:r>
+    </w:p>
+    <w:p>
+      <w:pPr>
+        <w:rPr/>
+      </w:pPr>
+      <w:r>
+        <w:rPr>
+          <w:rtl w:val="0"/>
+        </w:rPr>
+        <w:t xml:space="preserve">&lt;%@ page import="java.sql.*" %&gt;</w:t>
+      </w:r>
+    </w:p>
+    <w:p>
+      <w:pPr>
+        <w:rPr/>
+      </w:pPr>
+      <w:r>
+        <w:rPr>
+          <w:rtl w:val="0"/>
+        </w:rPr>
+        <w:t xml:space="preserve">&lt;!DOCTYPE html&gt;</w:t>
+      </w:r>
+    </w:p>
+    <w:p>
+      <w:pPr>
+        <w:rPr/>
+      </w:pPr>
+      <w:r>
+        <w:rPr>
+          <w:rtl w:val="0"/>
+        </w:rPr>
+        <w:t xml:space="preserve">&lt;html&gt;</w:t>
+      </w:r>
+    </w:p>
+    <w:p>
+      <w:pPr>
+        <w:rPr/>
+      </w:pPr>
+      <w:r>
+        <w:rPr>
+          <w:rtl w:val="0"/>
+        </w:rPr>
+        <w:t xml:space="preserve">&lt;head&gt;</w:t>
+      </w:r>
+    </w:p>
+    <w:p>
+      <w:pPr>
+        <w:rPr/>
+      </w:pPr>
+      <w:r>
+        <w:rPr>
+          <w:rtl w:val="0"/>
+        </w:rPr>
+        <w:t xml:space="preserve">    &lt;meta http-equiv="Content-Type" content="text/html; charset=UTF-8"&gt;</w:t>
+      </w:r>
+    </w:p>
+    <w:p>
+      <w:pPr>
+        <w:rPr/>
+      </w:pPr>
+      <w:r>
+        <w:rPr>
+          <w:rtl w:val="0"/>
+        </w:rPr>
+        <w:t xml:space="preserve">    &lt;title&gt;Student Adding Process&lt;/title&gt;</w:t>
+      </w:r>
+    </w:p>
+    <w:p>
+      <w:pPr>
+        <w:rPr/>
+      </w:pPr>
+      <w:r>
+        <w:rPr>
+          <w:rtl w:val="0"/>
+        </w:rPr>
+        <w:t xml:space="preserve">&lt;/head&gt;</w:t>
+      </w:r>
+    </w:p>
+    <w:p>
+      <w:pPr>
+        <w:rPr/>
+      </w:pPr>
+      <w:r>
+        <w:rPr>
+          <w:rtl w:val="0"/>
+        </w:rPr>
+        <w:t xml:space="preserve">&lt;body&gt;</w:t>
+      </w:r>
+    </w:p>
+    <w:p>
+      <w:pPr>
+        <w:rPr/>
+      </w:pPr>
+      <w:r>
+        <w:rPr>
+          <w:rtl w:val="0"/>
+        </w:rPr>
+        <w:t xml:space="preserve">&lt;%</w:t>
+      </w:r>
+    </w:p>
+    <w:p>
+      <w:pPr>
+        <w:rPr/>
+      </w:pPr>
+      <w:r>
+        <w:rPr>
+          <w:rtl w:val="0"/>
+        </w:rPr>
+        <w:t xml:space="preserve">    String studentCode = request.getParameter("student-code");</w:t>
+      </w:r>
+    </w:p>
+    <w:p>
+      <w:pPr>
+        <w:rPr/>
+      </w:pPr>
+      <w:r>
+        <w:rPr>
+          <w:rtl w:val="0"/>
+        </w:rPr>
+        <w:t xml:space="preserve">    String fullName = request.getParameter("full-name");</w:t>
+      </w:r>
+    </w:p>
+    <w:p>
+      <w:pPr>
+        <w:rPr/>
+      </w:pPr>
+      <w:r>
+        <w:rPr>
+          <w:rtl w:val="0"/>
+        </w:rPr>
+        <w:t xml:space="preserve">    String email = request.getParameter("email");</w:t>
+      </w:r>
+    </w:p>
+    <w:p>
+      <w:pPr>
+        <w:rPr/>
+      </w:pPr>
+      <w:r>
+        <w:rPr>
+          <w:rtl w:val="0"/>
+        </w:rPr>
+        <w:t xml:space="preserve">    String major = request.getParameter("major");</w:t>
+      </w:r>
+    </w:p>
+    <w:p>
+      <w:pPr>
+        <w:rPr/>
+      </w:pPr>
+      <w:r>
+        <w:rPr>
+          <w:rtl w:val="0"/>
+        </w:rPr>
+        <w:t xml:space="preserve">    </w:t>
+      </w:r>
+    </w:p>
+    <w:p>
+      <w:pPr>
+        <w:rPr/>
+      </w:pPr>
+      <w:r>
+        <w:rPr>
+          <w:rtl w:val="0"/>
+        </w:rPr>
+        <w:t xml:space="preserve">    // Missing required fields</w:t>
+      </w:r>
+    </w:p>
+    <w:p>
+      <w:pPr>
+        <w:rPr/>
+      </w:pPr>
+      <w:r>
+        <w:rPr>
+          <w:rtl w:val="0"/>
+        </w:rPr>
+        <w:t xml:space="preserve">    if (studentCode == null || studentCode.trim().isEmpty() ||</w:t>
+      </w:r>
+    </w:p>
+    <w:p>
+      <w:pPr>
+        <w:rPr/>
+      </w:pPr>
+      <w:r>
+        <w:rPr>
+          <w:rtl w:val="0"/>
+        </w:rPr>
+        <w:t xml:space="preserve">        fullName == null || fullName.trim().isEmpty()) {</w:t>
+      </w:r>
+    </w:p>
+    <w:p>
+      <w:pPr>
+        <w:rPr/>
+      </w:pPr>
+      <w:r>
+        <w:rPr>
+          <w:rtl w:val="0"/>
+        </w:rPr>
+        <w:t xml:space="preserve">        response.sendRedirect("add_student.jsp?message=Error: Required fields (Full Name, Student Code) are missing.");</w:t>
+      </w:r>
+    </w:p>
+    <w:p>
+      <w:pPr>
+        <w:rPr/>
+      </w:pPr>
+      <w:r>
+        <w:rPr>
+          <w:rtl w:val="0"/>
+        </w:rPr>
+        <w:t xml:space="preserve">        return;</w:t>
+      </w:r>
+    </w:p>
+    <w:p>
+      <w:pPr>
+        <w:rPr/>
+      </w:pPr>
+      <w:r>
+        <w:rPr>
+          <w:rtl w:val="0"/>
+        </w:rPr>
+        <w:t xml:space="preserve">    }</w:t>
+      </w:r>
+    </w:p>
+    <w:p>
+      <w:pPr>
+        <w:rPr/>
+      </w:pPr>
+      <w:r>
+        <w:rPr>
+          <w:rtl w:val="0"/>
+        </w:rPr>
+        <w:t xml:space="preserve">    </w:t>
+      </w:r>
+    </w:p>
+    <w:p>
+      <w:pPr>
+        <w:rPr/>
+      </w:pPr>
+      <w:r>
+        <w:rPr>
+          <w:rtl w:val="0"/>
+        </w:rPr>
+        <w:t xml:space="preserve">    if (!studentCode.matches("[A-Z]{2}[0-9]{3,}")) {</w:t>
+      </w:r>
+    </w:p>
+    <w:p>
+      <w:pPr>
+        <w:rPr/>
+      </w:pPr>
+      <w:r>
+        <w:rPr>
+          <w:rtl w:val="0"/>
+        </w:rPr>
+        <w:t xml:space="preserve">        response.sendRedirect("add_student.jsp?message=Error: Invalid Student Code format");</w:t>
+      </w:r>
+    </w:p>
+    <w:p>
+      <w:pPr>
+        <w:rPr/>
+      </w:pPr>
+      <w:r>
+        <w:rPr>
+          <w:rtl w:val="0"/>
+        </w:rPr>
+        <w:t xml:space="preserve">        return;</w:t>
+      </w:r>
+    </w:p>
+    <w:p>
+      <w:pPr>
+        <w:rPr/>
+      </w:pPr>
+      <w:r>
+        <w:rPr>
+          <w:rtl w:val="0"/>
+        </w:rPr>
+        <w:t xml:space="preserve">    }</w:t>
+      </w:r>
+    </w:p>
+    <w:p>
+      <w:pPr>
+        <w:rPr/>
+      </w:pPr>
+      <w:r>
+        <w:rPr>
+          <w:rtl w:val="0"/>
+        </w:rPr>
+        <w:t xml:space="preserve">    </w:t>
+      </w:r>
+    </w:p>
+    <w:p>
+      <w:pPr>
+        <w:rPr/>
+      </w:pPr>
+      <w:r>
+        <w:rPr>
+          <w:rtl w:val="0"/>
+        </w:rPr>
+        <w:t xml:space="preserve">    if (email != null &amp;&amp; !email.isEmpty()) {</w:t>
+      </w:r>
+    </w:p>
+    <w:p>
+      <w:pPr>
+        <w:rPr/>
+      </w:pPr>
+      <w:r>
+        <w:rPr>
+          <w:rtl w:val="0"/>
+        </w:rPr>
+        <w:t xml:space="preserve">        if (!email.matches("^[A-Za-z0-9+_.-]+@(.+)$")) {</w:t>
+      </w:r>
+    </w:p>
+    <w:p>
+      <w:pPr>
+        <w:rPr/>
+      </w:pPr>
+      <w:r>
+        <w:rPr>
+          <w:rtl w:val="0"/>
+        </w:rPr>
+        <w:t xml:space="preserve">            // Invalid email format</w:t>
+      </w:r>
+    </w:p>
+    <w:p>
+      <w:pPr>
+        <w:rPr/>
+      </w:pPr>
+      <w:r>
+        <w:rPr>
+          <w:rtl w:val="0"/>
+        </w:rPr>
+        <w:t xml:space="preserve">            response.sendRedirect("add_student.jsp?message=Error: Invalid email format");</w:t>
+      </w:r>
+    </w:p>
+    <w:p>
+      <w:pPr>
+        <w:rPr/>
+      </w:pPr>
+      <w:r>
+        <w:rPr>
+          <w:rtl w:val="0"/>
+        </w:rPr>
+        <w:t xml:space="preserve">            return;</w:t>
+      </w:r>
+    </w:p>
+    <w:p>
+      <w:pPr>
+        <w:rPr/>
+      </w:pPr>
+      <w:r>
+        <w:rPr>
+          <w:rtl w:val="0"/>
+        </w:rPr>
+        <w:t xml:space="preserve">        }</w:t>
+      </w:r>
+    </w:p>
+    <w:p>
+      <w:pPr>
+        <w:rPr/>
+      </w:pPr>
+      <w:r>
+        <w:rPr>
+          <w:rtl w:val="0"/>
+        </w:rPr>
+        <w:t xml:space="preserve">    }</w:t>
+      </w:r>
+    </w:p>
+    <w:p>
+      <w:pPr>
+        <w:rPr/>
+      </w:pPr>
+      <w:r>
+        <w:rPr>
+          <w:rtl w:val="0"/>
+        </w:rPr>
+        <w:t xml:space="preserve">    </w:t>
+      </w:r>
+    </w:p>
+    <w:p>
+      <w:pPr>
+        <w:rPr/>
+      </w:pPr>
+      <w:r>
+        <w:rPr>
+          <w:rtl w:val="0"/>
+        </w:rPr>
+        <w:t xml:space="preserve">    Connection conn = null;</w:t>
+      </w:r>
+    </w:p>
+    <w:p>
+      <w:pPr>
+        <w:rPr/>
+      </w:pPr>
+      <w:r>
+        <w:rPr>
+          <w:rtl w:val="0"/>
+        </w:rPr>
+        <w:t xml:space="preserve">    PreparedStatement pstmt = null;</w:t>
+      </w:r>
+    </w:p>
+    <w:p>
+      <w:pPr>
+        <w:rPr/>
+      </w:pPr>
+      <w:r>
+        <w:rPr>
+          <w:rtl w:val="0"/>
+        </w:rPr>
+        <w:t xml:space="preserve">    </w:t>
+      </w:r>
+    </w:p>
+    <w:p>
+      <w:pPr>
+        <w:rPr/>
+      </w:pPr>
+      <w:r>
+        <w:rPr>
+          <w:rtl w:val="0"/>
+        </w:rPr>
+        <w:t xml:space="preserve">    try {</w:t>
+      </w:r>
+    </w:p>
+    <w:p>
+      <w:pPr>
+        <w:rPr/>
+      </w:pPr>
+      <w:r>
+        <w:rPr>
+          <w:rtl w:val="0"/>
+        </w:rPr>
+        <w:t xml:space="preserve">        // Connect to database</w:t>
+      </w:r>
+    </w:p>
+    <w:p>
+      <w:pPr>
+        <w:rPr/>
+      </w:pPr>
+      <w:r>
+        <w:rPr>
+          <w:rtl w:val="0"/>
+        </w:rPr>
+        <w:t xml:space="preserve">        Class.forName("com.mysql.cj.jdbc.Driver");</w:t>
+      </w:r>
+    </w:p>
+    <w:p>
+      <w:pPr>
+        <w:rPr/>
+      </w:pPr>
+      <w:r>
+        <w:rPr>
+          <w:rtl w:val="0"/>
+        </w:rPr>
+      </w:r>
+    </w:p>
+    <w:p>
+      <w:pPr>
+        <w:rPr/>
+      </w:pPr>
+      <w:r>
+        <w:rPr>
+          <w:rtl w:val="0"/>
+        </w:rPr>
+        <w:t xml:space="preserve">        conn = DriverManager.getConnection(</w:t>
+      </w:r>
+    </w:p>
+    <w:p>
+      <w:pPr>
+        <w:rPr/>
+      </w:pPr>
+      <w:r>
+        <w:rPr>
+          <w:rtl w:val="0"/>
+        </w:rPr>
+        <w:t xml:space="preserve">            "jdbc:mysql://localhost:3306/student_management",</w:t>
+      </w:r>
+    </w:p>
+    <w:p>
+      <w:pPr>
+        <w:rPr/>
+      </w:pPr>
+      <w:r>
+        <w:rPr>
+          <w:rtl w:val="0"/>
+        </w:rPr>
+        <w:t xml:space="preserve">            "root",</w:t>
+      </w:r>
+    </w:p>
+    <w:p>
+      <w:pPr>
+        <w:rPr/>
+      </w:pPr>
+      <w:r>
+        <w:rPr>
+          <w:rtl w:val="0"/>
+        </w:rPr>
+        <w:t xml:space="preserve">            "Q@jaP*96T8xY#2^7&amp;3@7"</w:t>
+      </w:r>
+    </w:p>
+    <w:p>
+      <w:pPr>
+        <w:rPr/>
+      </w:pPr>
+      <w:r>
+        <w:rPr>
+          <w:rtl w:val="0"/>
+        </w:rPr>
+        <w:t xml:space="preserve">        );</w:t>
+      </w:r>
+    </w:p>
+    <w:p>
+      <w:pPr>
+        <w:rPr/>
+      </w:pPr>
+      <w:r>
+        <w:rPr>
+          <w:rtl w:val="0"/>
+        </w:rPr>
+      </w:r>
+    </w:p>
+    <w:p>
+      <w:pPr>
+        <w:rPr/>
+      </w:pPr>
+      <w:r>
+        <w:rPr>
+          <w:rtl w:val="0"/>
+        </w:rPr>
+        <w:t xml:space="preserve">        // Insert info into database (prepare statement first to prevent SQL Injection Attack)</w:t>
+      </w:r>
+    </w:p>
+    <w:p>
+      <w:pPr>
+        <w:rPr/>
+      </w:pPr>
+      <w:r>
+        <w:rPr>
+          <w:rtl w:val="0"/>
+        </w:rPr>
+        <w:t xml:space="preserve">        String sql = "INSERT INTO students (student_code, full_name, email, major) VALUES (?, ?, ?, ?)";</w:t>
+      </w:r>
+    </w:p>
+    <w:p>
+      <w:pPr>
+        <w:rPr/>
+      </w:pPr>
+      <w:r>
+        <w:rPr>
+          <w:rtl w:val="0"/>
+        </w:rPr>
+        <w:t xml:space="preserve">        </w:t>
+      </w:r>
+    </w:p>
+    <w:p>
+      <w:pPr>
+        <w:rPr/>
+      </w:pPr>
+      <w:r>
+        <w:rPr>
+          <w:rtl w:val="0"/>
+        </w:rPr>
+        <w:t xml:space="preserve">        pstmt = conn.prepareStatement(sql);</w:t>
+      </w:r>
+    </w:p>
+    <w:p>
+      <w:pPr>
+        <w:rPr/>
+      </w:pPr>
+      <w:r>
+        <w:rPr>
+          <w:rtl w:val="0"/>
+        </w:rPr>
+        <w:t xml:space="preserve">        pstmt.setString(1, studentCode);</w:t>
+      </w:r>
+    </w:p>
+    <w:p>
+      <w:pPr>
+        <w:rPr/>
+      </w:pPr>
+      <w:r>
+        <w:rPr>
+          <w:rtl w:val="0"/>
+        </w:rPr>
+        <w:t xml:space="preserve">        pstmt.setString(2, fullName);</w:t>
+      </w:r>
+    </w:p>
+    <w:p>
+      <w:pPr>
+        <w:rPr/>
+      </w:pPr>
+      <w:r>
+        <w:rPr>
+          <w:rtl w:val="0"/>
+        </w:rPr>
+        <w:t xml:space="preserve">        pstmt.setString(3, email);</w:t>
+      </w:r>
+    </w:p>
+    <w:p>
+      <w:pPr>
+        <w:rPr/>
+      </w:pPr>
+      <w:r>
+        <w:rPr>
+          <w:rtl w:val="0"/>
+        </w:rPr>
+        <w:t xml:space="preserve">        pstmt.setString(4, major);</w:t>
+      </w:r>
+    </w:p>
+    <w:p>
+      <w:pPr>
+        <w:rPr/>
+      </w:pPr>
+      <w:r>
+        <w:rPr>
+          <w:rtl w:val="0"/>
+        </w:rPr>
+        <w:t xml:space="preserve">        </w:t>
+      </w:r>
+    </w:p>
+    <w:p>
+      <w:pPr>
+        <w:rPr/>
+      </w:pPr>
+      <w:r>
+        <w:rPr>
+          <w:rtl w:val="0"/>
+        </w:rPr>
+        <w:t xml:space="preserve">        int rowsAffected = pstmt.executeUpdate();</w:t>
+      </w:r>
+    </w:p>
+    <w:p>
+      <w:pPr>
+        <w:rPr/>
+      </w:pPr>
+      <w:r>
+        <w:rPr>
+          <w:rtl w:val="0"/>
+        </w:rPr>
+        <w:t xml:space="preserve">        </w:t>
+      </w:r>
+    </w:p>
+    <w:p>
+      <w:pPr>
+        <w:rPr/>
+      </w:pPr>
+      <w:r>
+        <w:rPr>
+          <w:rtl w:val="0"/>
+        </w:rPr>
+        <w:t xml:space="preserve">        if (rowsAffected &gt; 0) {</w:t>
+      </w:r>
+    </w:p>
+    <w:p>
+      <w:pPr>
+        <w:rPr/>
+      </w:pPr>
+      <w:r>
+        <w:rPr>
+          <w:rtl w:val="0"/>
+        </w:rPr>
+        <w:t xml:space="preserve">            response.sendRedirect("list_students.jsp?message=Student added successfully");</w:t>
+      </w:r>
+    </w:p>
+    <w:p>
+      <w:pPr>
+        <w:rPr/>
+      </w:pPr>
+      <w:r>
+        <w:rPr>
+          <w:rtl w:val="0"/>
+        </w:rPr>
+        <w:t xml:space="preserve">        } else {</w:t>
+      </w:r>
+    </w:p>
+    <w:p>
+      <w:pPr>
+        <w:rPr/>
+      </w:pPr>
+      <w:r>
+        <w:rPr>
+          <w:rtl w:val="0"/>
+        </w:rPr>
+        <w:t xml:space="preserve">            response.sendRedirect("add_student.jsp?message=Error: Failed to add student");</w:t>
+      </w:r>
+    </w:p>
+    <w:p>
+      <w:pPr>
+        <w:rPr/>
+      </w:pPr>
+      <w:r>
+        <w:rPr>
+          <w:rtl w:val="0"/>
+        </w:rPr>
+        <w:t xml:space="preserve">        }</w:t>
+      </w:r>
+    </w:p>
+    <w:p>
+      <w:pPr>
+        <w:rPr/>
+      </w:pPr>
+      <w:r>
+        <w:rPr>
+          <w:rtl w:val="0"/>
+        </w:rPr>
+        <w:t xml:space="preserve">        </w:t>
+      </w:r>
+    </w:p>
+    <w:p>
+      <w:pPr>
+        <w:rPr/>
+      </w:pPr>
+      <w:r>
+        <w:rPr>
+          <w:rtl w:val="0"/>
+        </w:rPr>
+        <w:t xml:space="preserve">        // Handle errors</w:t>
+      </w:r>
+    </w:p>
+    <w:p>
+      <w:pPr>
+        <w:rPr/>
+      </w:pPr>
+      <w:r>
+        <w:rPr>
+          <w:rtl w:val="0"/>
+        </w:rPr>
+        <w:t xml:space="preserve">        } catch (ClassNotFoundException e) {</w:t>
+      </w:r>
+    </w:p>
+    <w:p>
+      <w:pPr>
+        <w:rPr/>
+      </w:pPr>
+      <w:r>
+        <w:rPr>
+          <w:rtl w:val="0"/>
+        </w:rPr>
+        <w:t xml:space="preserve">            response.sendRedirect("add_student.jsp?message=Error: JDBC Driver not found.");</w:t>
+      </w:r>
+    </w:p>
+    <w:p>
+      <w:pPr>
+        <w:rPr/>
+      </w:pPr>
+      <w:r>
+        <w:rPr>
+          <w:rtl w:val="0"/>
+        </w:rPr>
+        <w:t xml:space="preserve">            e.printStackTrace();</w:t>
+      </w:r>
+    </w:p>
+    <w:p>
+      <w:pPr>
+        <w:rPr/>
+      </w:pPr>
+      <w:r>
+        <w:rPr>
+          <w:rtl w:val="0"/>
+        </w:rPr>
+        <w:t xml:space="preserve">        } catch (SQLException e) {</w:t>
+      </w:r>
+    </w:p>
+    <w:p>
+      <w:pPr>
+        <w:rPr/>
+      </w:pPr>
+      <w:r>
+        <w:rPr>
+          <w:rtl w:val="0"/>
+        </w:rPr>
+        <w:t xml:space="preserve">            String errorMsg = e.getMessage();</w:t>
+      </w:r>
+    </w:p>
+    <w:p>
+      <w:pPr>
+        <w:rPr/>
+      </w:pPr>
+      <w:r>
+        <w:rPr>
+          <w:rtl w:val="0"/>
+        </w:rPr>
+        <w:t xml:space="preserve">            if (errorMsg.contains("Duplicate entry")) {</w:t>
+      </w:r>
+    </w:p>
+    <w:p>
+      <w:pPr>
+        <w:rPr/>
+      </w:pPr>
+      <w:r>
+        <w:rPr>
+          <w:rtl w:val="0"/>
+        </w:rPr>
+        <w:t xml:space="preserve">                response.sendRedirect("add_student.jsp?message=Error: Student code already exists");</w:t>
+      </w:r>
+    </w:p>
+    <w:p>
+      <w:pPr>
+        <w:rPr/>
+      </w:pPr>
+      <w:r>
+        <w:rPr>
+          <w:rtl w:val="0"/>
+        </w:rPr>
+        <w:t xml:space="preserve">            } else {</w:t>
+      </w:r>
+    </w:p>
+    <w:p>
+      <w:pPr>
+        <w:rPr/>
+      </w:pPr>
+      <w:r>
+        <w:rPr>
+          <w:rtl w:val="0"/>
+        </w:rPr>
+        <w:t xml:space="preserve">                response.sendRedirect("add_student.jsp?message=Error: Database error");</w:t>
+      </w:r>
+    </w:p>
+    <w:p>
+      <w:pPr>
+        <w:rPr/>
+      </w:pPr>
+      <w:r>
+        <w:rPr>
+          <w:rtl w:val="0"/>
+        </w:rPr>
+        <w:t xml:space="preserve">            }</w:t>
+      </w:r>
+    </w:p>
+    <w:p>
+      <w:pPr>
+        <w:rPr/>
+      </w:pPr>
+      <w:r>
+        <w:rPr>
+          <w:rtl w:val="0"/>
+        </w:rPr>
+        <w:t xml:space="preserve">            e.printStackTrace();</w:t>
+      </w:r>
+    </w:p>
+    <w:p>
+      <w:pPr>
+        <w:rPr/>
+      </w:pPr>
+      <w:r>
+        <w:rPr>
+          <w:rtl w:val="0"/>
+        </w:rPr>
+        <w:t xml:space="preserve">            </w:t>
+      </w:r>
+    </w:p>
+    <w:p>
+      <w:pPr>
+        <w:rPr/>
+      </w:pPr>
+      <w:r>
+        <w:rPr>
+          <w:rtl w:val="0"/>
+        </w:rPr>
+        <w:t xml:space="preserve">        // Close database connection</w:t>
+      </w:r>
+    </w:p>
+    <w:p>
+      <w:pPr>
+        <w:rPr/>
+      </w:pPr>
+      <w:r>
+        <w:rPr>
+          <w:rtl w:val="0"/>
+        </w:rPr>
+        <w:t xml:space="preserve">        } finally {</w:t>
+      </w:r>
+    </w:p>
+    <w:p>
+      <w:pPr>
+        <w:rPr/>
+      </w:pPr>
+      <w:r>
+        <w:rPr>
+          <w:rtl w:val="0"/>
+        </w:rPr>
+        <w:t xml:space="preserve">            try {</w:t>
+      </w:r>
+    </w:p>
+    <w:p>
+      <w:pPr>
+        <w:rPr/>
+      </w:pPr>
+      <w:r>
+        <w:rPr>
+          <w:rtl w:val="0"/>
+        </w:rPr>
+        <w:t xml:space="preserve">                if (pstmt != null) pstmt.close();</w:t>
+      </w:r>
+    </w:p>
+    <w:p>
+      <w:pPr>
+        <w:rPr/>
+      </w:pPr>
+      <w:r>
+        <w:rPr>
+          <w:rtl w:val="0"/>
+        </w:rPr>
+        <w:t xml:space="preserve">                if (conn != null) conn.close();</w:t>
+      </w:r>
+    </w:p>
+    <w:p>
+      <w:pPr>
+        <w:rPr/>
+      </w:pPr>
+      <w:r>
+        <w:rPr>
+          <w:rtl w:val="0"/>
+        </w:rPr>
+        <w:t xml:space="preserve">            } catch (SQLException e) {</w:t>
+      </w:r>
+    </w:p>
+    <w:p>
+      <w:pPr>
+        <w:rPr/>
+      </w:pPr>
+      <w:r>
+        <w:rPr>
+          <w:rtl w:val="0"/>
+        </w:rPr>
+        <w:t xml:space="preserve">                e.printStackTrace();</w:t>
+      </w:r>
+    </w:p>
+    <w:p>
+      <w:pPr>
+        <w:rPr/>
+      </w:pPr>
+      <w:r>
+        <w:rPr>
+          <w:rtl w:val="0"/>
+        </w:rPr>
+        <w:t xml:space="preserve">            }</w:t>
+      </w:r>
+    </w:p>
+    <w:p>
+      <w:pPr>
+        <w:rPr/>
+      </w:pPr>
+      <w:r>
+        <w:rPr>
+          <w:rtl w:val="0"/>
+        </w:rPr>
+        <w:t xml:space="preserve">        }</w:t>
+      </w:r>
+    </w:p>
+    <w:p>
+      <w:pPr>
+        <w:rPr/>
+      </w:pPr>
+      <w:r>
+        <w:rPr>
+          <w:rtl w:val="0"/>
+        </w:rPr>
+        <w:t xml:space="preserve">%&gt;</w:t>
+      </w:r>
+    </w:p>
+    <w:p>
+      <w:pPr>
+        <w:rPr/>
+      </w:pPr>
+      <w:r>
+        <w:rPr>
+          <w:rtl w:val="0"/>
+        </w:rPr>
+        <w:t xml:space="preserve">&lt;/body&gt;</w:t>
+      </w:r>
+    </w:p>
+    <w:p>
+      <w:pPr>
+        <w:rPr/>
+      </w:pPr>
+      <w:r>
+        <w:rPr>
+          <w:rtl w:val="0"/>
+        </w:rPr>
+        <w:t xml:space="preserve">&lt;/html&gt;</w:t>
+      </w:r>
+    </w:p>
+    <w:p>
+      <w:pPr>
+        <w:pStyle w:val="Heading3"/>
+        <w:rPr/>
+      </w:pPr>
+      <w:bookmarkStart w:colFirst="0" w:colLast="0" w:name="_ll05p4p6ywcl" w:id="26"/>
+      <w:bookmarkEnd w:id="26"/>
+      <w:r>
+        <w:rPr>
+          <w:rtl w:val="0"/>
+        </w:rPr>
+        <w:t xml:space="preserve">Process_edit.jsp</w:t>
+      </w:r>
+    </w:p>
+    <w:p>
+      <w:pPr>
+        <w:rPr/>
+      </w:pPr>
+      <w:r>
+        <w:rPr>
+          <w:rtl w:val="0"/>
+        </w:rPr>
+        <w:t xml:space="preserve">&lt;%-- </w:t>
+      </w:r>
+    </w:p>
+    <w:p>
+      <w:pPr>
+        <w:rPr/>
+      </w:pPr>
+      <w:r>
+        <w:rPr>
+          <w:rtl w:val="0"/>
+        </w:rPr>
+        <w:t xml:space="preserve">    Document   : process_edit</w:t>
+      </w:r>
+    </w:p>
+    <w:p>
+      <w:pPr>
+        <w:rPr/>
+      </w:pPr>
+      <w:r>
+        <w:rPr>
+          <w:rtl w:val="0"/>
+        </w:rPr>
+        <w:t xml:space="preserve">    Created on : Apr 27, 2026, 8:06:38 PM</w:t>
+      </w:r>
+    </w:p>
+    <w:p>
+      <w:pPr>
+        <w:rPr/>
+      </w:pPr>
+      <w:r>
+        <w:rPr>
+          <w:rtl w:val="0"/>
+        </w:rPr>
+        <w:t xml:space="preserve">    Author     : Islabre</w:t>
+      </w:r>
+    </w:p>
+    <w:p>
+      <w:pPr>
+        <w:rPr/>
+      </w:pPr>
+      <w:r>
+        <w:rPr>
+          <w:rtl w:val="0"/>
+        </w:rPr>
+        <w:t xml:space="preserve">--%&gt;</w:t>
+      </w:r>
+    </w:p>
+    <w:p>
+      <w:pPr>
+        <w:rPr/>
+      </w:pPr>
+      <w:r>
+        <w:rPr>
+          <w:rtl w:val="0"/>
+        </w:rPr>
+      </w:r>
+    </w:p>
+    <w:p>
+      <w:pPr>
+        <w:rPr/>
+      </w:pPr>
+      <w:r>
+        <w:rPr>
+          <w:rtl w:val="0"/>
+        </w:rPr>
+        <w:t xml:space="preserve">&lt;%@page contentType="text/html" pageEncoding="UTF-8"%&gt;</w:t>
+      </w:r>
+    </w:p>
+    <w:p>
+      <w:pPr>
+        <w:rPr/>
+      </w:pPr>
+      <w:r>
+        <w:rPr>
+          <w:rtl w:val="0"/>
+        </w:rPr>
+        <w:t xml:space="preserve">&lt;%@ page import="java.sql.*" %&gt;</w:t>
+      </w:r>
+    </w:p>
+    <w:p>
+      <w:pPr>
+        <w:rPr/>
+      </w:pPr>
+      <w:r>
+        <w:rPr>
+          <w:rtl w:val="0"/>
+        </w:rPr>
+        <w:t xml:space="preserve">&lt;!DOCTYPE html&gt;</w:t>
+      </w:r>
+    </w:p>
+    <w:p>
+      <w:pPr>
+        <w:rPr/>
+      </w:pPr>
+      <w:r>
+        <w:rPr>
+          <w:rtl w:val="0"/>
+        </w:rPr>
+        <w:t xml:space="preserve">&lt;html&gt;</w:t>
+      </w:r>
+    </w:p>
+    <w:p>
+      <w:pPr>
+        <w:rPr/>
+      </w:pPr>
+      <w:r>
+        <w:rPr>
+          <w:rtl w:val="0"/>
+        </w:rPr>
+        <w:t xml:space="preserve">&lt;head&gt;</w:t>
+      </w:r>
+    </w:p>
+    <w:p>
+      <w:pPr>
+        <w:rPr/>
+      </w:pPr>
+      <w:r>
+        <w:rPr>
+          <w:rtl w:val="0"/>
+        </w:rPr>
+        <w:t xml:space="preserve">    &lt;meta http-equiv="Content-Type" content="text/html; charset=UTF-8"&gt;</w:t>
+      </w:r>
+    </w:p>
+    <w:p>
+      <w:pPr>
+        <w:rPr/>
+      </w:pPr>
+      <w:r>
+        <w:rPr>
+          <w:rtl w:val="0"/>
+        </w:rPr>
+        <w:t xml:space="preserve">    &lt;title&gt;Student Editing Process&lt;/title&gt;</w:t>
+      </w:r>
+    </w:p>
+    <w:p>
+      <w:pPr>
+        <w:rPr/>
+      </w:pPr>
+      <w:r>
+        <w:rPr>
+          <w:rtl w:val="0"/>
+        </w:rPr>
+        <w:t xml:space="preserve">&lt;/head&gt;</w:t>
+      </w:r>
+    </w:p>
+    <w:p>
+      <w:pPr>
+        <w:rPr/>
+      </w:pPr>
+      <w:r>
+        <w:rPr>
+          <w:rtl w:val="0"/>
+        </w:rPr>
+        <w:t xml:space="preserve">&lt;body&gt;</w:t>
+      </w:r>
+    </w:p>
+    <w:p>
+      <w:pPr>
+        <w:rPr/>
+      </w:pPr>
+      <w:r>
+        <w:rPr>
+          <w:rtl w:val="0"/>
+        </w:rPr>
+        <w:t xml:space="preserve">&lt;%</w:t>
+      </w:r>
+    </w:p>
+    <w:p>
+      <w:pPr>
+        <w:rPr/>
+      </w:pPr>
+      <w:r>
+        <w:rPr>
+          <w:rtl w:val="0"/>
+        </w:rPr>
+        <w:t xml:space="preserve">    String id = request.getParameter("id");</w:t>
+      </w:r>
+    </w:p>
+    <w:p>
+      <w:pPr>
+        <w:rPr/>
+      </w:pPr>
+      <w:r>
+        <w:rPr>
+          <w:rtl w:val="0"/>
+        </w:rPr>
+        <w:t xml:space="preserve">    String studentCode = request.getParameter("student-code");</w:t>
+      </w:r>
+    </w:p>
+    <w:p>
+      <w:pPr>
+        <w:rPr/>
+      </w:pPr>
+      <w:r>
+        <w:rPr>
+          <w:rtl w:val="0"/>
+        </w:rPr>
+        <w:t xml:space="preserve">    String fullName = request.getParameter("full-name");</w:t>
+      </w:r>
+    </w:p>
+    <w:p>
+      <w:pPr>
+        <w:rPr/>
+      </w:pPr>
+      <w:r>
+        <w:rPr>
+          <w:rtl w:val="0"/>
+        </w:rPr>
+        <w:t xml:space="preserve">    String email = request.getParameter("email");</w:t>
+      </w:r>
+    </w:p>
+    <w:p>
+      <w:pPr>
+        <w:rPr/>
+      </w:pPr>
+      <w:r>
+        <w:rPr>
+          <w:rtl w:val="0"/>
+        </w:rPr>
+        <w:t xml:space="preserve">    String major = request.getParameter("major");</w:t>
+      </w:r>
+    </w:p>
+    <w:p>
+      <w:pPr>
+        <w:rPr/>
+      </w:pPr>
+      <w:r>
+        <w:rPr>
+          <w:rtl w:val="0"/>
+        </w:rPr>
+        <w:t xml:space="preserve">    </w:t>
+      </w:r>
+    </w:p>
+    <w:p>
+      <w:pPr>
+        <w:rPr/>
+      </w:pPr>
+      <w:r>
+        <w:rPr>
+          <w:rtl w:val="0"/>
+        </w:rPr>
+        <w:t xml:space="preserve">    // Missing required fields</w:t>
+      </w:r>
+    </w:p>
+    <w:p>
+      <w:pPr>
+        <w:rPr/>
+      </w:pPr>
+      <w:r>
+        <w:rPr>
+          <w:rtl w:val="0"/>
+        </w:rPr>
+        <w:t xml:space="preserve">    if (studentCode == null || studentCode.trim().isEmpty() ||</w:t>
+      </w:r>
+    </w:p>
+    <w:p>
+      <w:pPr>
+        <w:rPr/>
+      </w:pPr>
+      <w:r>
+        <w:rPr>
+          <w:rtl w:val="0"/>
+        </w:rPr>
+        <w:t xml:space="preserve">        fullName == null || fullName.trim().isEmpty()) {</w:t>
+      </w:r>
+    </w:p>
+    <w:p>
+      <w:pPr>
+        <w:rPr/>
+      </w:pPr>
+      <w:r>
+        <w:rPr>
+          <w:rtl w:val="0"/>
+        </w:rPr>
+        <w:t xml:space="preserve">        response.sendRedirect("edit_student.jsp?message=Error: Required fields (Full Name, Student Code) are missing.");</w:t>
+      </w:r>
+    </w:p>
+    <w:p>
+      <w:pPr>
+        <w:rPr/>
+      </w:pPr>
+      <w:r>
+        <w:rPr>
+          <w:rtl w:val="0"/>
+        </w:rPr>
+        <w:t xml:space="preserve">        return;</w:t>
+      </w:r>
+    </w:p>
+    <w:p>
+      <w:pPr>
+        <w:rPr/>
+      </w:pPr>
+      <w:r>
+        <w:rPr>
+          <w:rtl w:val="0"/>
+        </w:rPr>
+        <w:t xml:space="preserve">    }</w:t>
+      </w:r>
+    </w:p>
+    <w:p>
+      <w:pPr>
+        <w:rPr/>
+      </w:pPr>
+      <w:r>
+        <w:rPr>
+          <w:rtl w:val="0"/>
+        </w:rPr>
+        <w:t xml:space="preserve">    </w:t>
+      </w:r>
+    </w:p>
+    <w:p>
+      <w:pPr>
+        <w:rPr/>
+      </w:pPr>
+      <w:r>
+        <w:rPr>
+          <w:rtl w:val="0"/>
+        </w:rPr>
+        <w:t xml:space="preserve">    // Invalid Student Code</w:t>
+      </w:r>
+    </w:p>
+    <w:p>
+      <w:pPr>
+        <w:rPr/>
+      </w:pPr>
+      <w:r>
+        <w:rPr>
+          <w:rtl w:val="0"/>
+        </w:rPr>
+        <w:t xml:space="preserve">    if (!studentCode.matches("[A-Z]{2}[0-9]{3,}")) {</w:t>
+      </w:r>
+    </w:p>
+    <w:p>
+      <w:pPr>
+        <w:rPr/>
+      </w:pPr>
+      <w:r>
+        <w:rPr>
+          <w:rtl w:val="0"/>
+        </w:rPr>
+        <w:t xml:space="preserve">        response.sendRedirect("edit_student.jsp?message=Error: Invalid Student Code format");</w:t>
+      </w:r>
+    </w:p>
+    <w:p>
+      <w:pPr>
+        <w:rPr/>
+      </w:pPr>
+      <w:r>
+        <w:rPr>
+          <w:rtl w:val="0"/>
+        </w:rPr>
+        <w:t xml:space="preserve">        return;</w:t>
+      </w:r>
+    </w:p>
+    <w:p>
+      <w:pPr>
+        <w:rPr/>
+      </w:pPr>
+      <w:r>
+        <w:rPr>
+          <w:rtl w:val="0"/>
+        </w:rPr>
+        <w:t xml:space="preserve">    }</w:t>
+      </w:r>
+    </w:p>
+    <w:p>
+      <w:pPr>
+        <w:rPr/>
+      </w:pPr>
+      <w:r>
+        <w:rPr>
+          <w:rtl w:val="0"/>
+        </w:rPr>
+        <w:t xml:space="preserve">    </w:t>
+      </w:r>
+    </w:p>
+    <w:p>
+      <w:pPr>
+        <w:rPr/>
+      </w:pPr>
+      <w:r>
+        <w:rPr>
+          <w:rtl w:val="0"/>
+        </w:rPr>
+        <w:t xml:space="preserve">    if (email != null &amp;&amp; !email.isEmpty()) {</w:t>
+      </w:r>
+    </w:p>
+    <w:p>
+      <w:pPr>
+        <w:rPr/>
+      </w:pPr>
+      <w:r>
+        <w:rPr>
+          <w:rtl w:val="0"/>
+        </w:rPr>
+        <w:t xml:space="preserve">        if (!email.matches("^[A-Za-z0-9+_.-]+@(.+)$")) {</w:t>
+      </w:r>
+    </w:p>
+    <w:p>
+      <w:pPr>
+        <w:rPr/>
+      </w:pPr>
+      <w:r>
+        <w:rPr>
+          <w:rtl w:val="0"/>
+        </w:rPr>
+        <w:t xml:space="preserve">            // Invalid email format</w:t>
+      </w:r>
+    </w:p>
+    <w:p>
+      <w:pPr>
+        <w:rPr/>
+      </w:pPr>
+      <w:r>
+        <w:rPr>
+          <w:rtl w:val="0"/>
+        </w:rPr>
+        <w:t xml:space="preserve">            response.sendRedirect("edit_student.jsp?message=Error: Invalid email format");</w:t>
+      </w:r>
+    </w:p>
+    <w:p>
+      <w:pPr>
+        <w:rPr/>
+      </w:pPr>
+      <w:r>
+        <w:rPr>
+          <w:rtl w:val="0"/>
+        </w:rPr>
+        <w:t xml:space="preserve">            return;</w:t>
+      </w:r>
+    </w:p>
+    <w:p>
+      <w:pPr>
+        <w:rPr/>
+      </w:pPr>
+      <w:r>
+        <w:rPr>
+          <w:rtl w:val="0"/>
+        </w:rPr>
+        <w:t xml:space="preserve">        }</w:t>
+      </w:r>
+    </w:p>
+    <w:p>
+      <w:pPr>
+        <w:rPr/>
+      </w:pPr>
+      <w:r>
+        <w:rPr>
+          <w:rtl w:val="0"/>
+        </w:rPr>
+        <w:t xml:space="preserve">    }</w:t>
+      </w:r>
+    </w:p>
+    <w:p>
+      <w:pPr>
+        <w:rPr/>
+      </w:pPr>
+      <w:r>
+        <w:rPr>
+          <w:rtl w:val="0"/>
+        </w:rPr>
+        <w:t xml:space="preserve">    </w:t>
+      </w:r>
+    </w:p>
+    <w:p>
+      <w:pPr>
+        <w:rPr/>
+      </w:pPr>
+      <w:r>
+        <w:rPr>
+          <w:rtl w:val="0"/>
+        </w:rPr>
+        <w:t xml:space="preserve">    Connection conn = null;</w:t>
+      </w:r>
+    </w:p>
+    <w:p>
+      <w:pPr>
+        <w:rPr/>
+      </w:pPr>
+      <w:r>
+        <w:rPr>
+          <w:rtl w:val="0"/>
+        </w:rPr>
+        <w:t xml:space="preserve">    PreparedStatement pstmt = null;</w:t>
+      </w:r>
+    </w:p>
+    <w:p>
+      <w:pPr>
+        <w:rPr/>
+      </w:pPr>
+      <w:r>
+        <w:rPr>
+          <w:rtl w:val="0"/>
+        </w:rPr>
+        <w:t xml:space="preserve">    </w:t>
+      </w:r>
+    </w:p>
+    <w:p>
+      <w:pPr>
+        <w:rPr/>
+      </w:pPr>
+      <w:r>
+        <w:rPr>
+          <w:rtl w:val="0"/>
+        </w:rPr>
+        <w:t xml:space="preserve">    try {</w:t>
+      </w:r>
+    </w:p>
+    <w:p>
+      <w:pPr>
+        <w:rPr/>
+      </w:pPr>
+      <w:r>
+        <w:rPr>
+          <w:rtl w:val="0"/>
+        </w:rPr>
+        <w:t xml:space="preserve">        // Connect to database</w:t>
+      </w:r>
+    </w:p>
+    <w:p>
+      <w:pPr>
+        <w:rPr/>
+      </w:pPr>
+      <w:r>
+        <w:rPr>
+          <w:rtl w:val="0"/>
+        </w:rPr>
+        <w:t xml:space="preserve">        Class.forName("com.mysql.cj.jdbc.Driver");</w:t>
+      </w:r>
+    </w:p>
+    <w:p>
+      <w:pPr>
+        <w:rPr/>
+      </w:pPr>
+      <w:r>
+        <w:rPr>
+          <w:rtl w:val="0"/>
+        </w:rPr>
+      </w:r>
+    </w:p>
+    <w:p>
+      <w:pPr>
+        <w:rPr/>
+      </w:pPr>
+      <w:r>
+        <w:rPr>
+          <w:rtl w:val="0"/>
+        </w:rPr>
+        <w:t xml:space="preserve">        conn = DriverManager.getConnection(</w:t>
+      </w:r>
+    </w:p>
+    <w:p>
+      <w:pPr>
+        <w:rPr/>
+      </w:pPr>
+      <w:r>
+        <w:rPr>
+          <w:rtl w:val="0"/>
+        </w:rPr>
+        <w:t xml:space="preserve">            "jdbc:mysql://localhost:3306/student_management",</w:t>
+      </w:r>
+    </w:p>
+    <w:p>
+      <w:pPr>
+        <w:rPr/>
+      </w:pPr>
+      <w:r>
+        <w:rPr>
+          <w:rtl w:val="0"/>
+        </w:rPr>
+        <w:t xml:space="preserve">            "root",</w:t>
+      </w:r>
+    </w:p>
+    <w:p>
+      <w:pPr>
+        <w:rPr/>
+      </w:pPr>
+      <w:r>
+        <w:rPr>
+          <w:rtl w:val="0"/>
+        </w:rPr>
+        <w:t xml:space="preserve">            "Q@jaP*96T8xY#2^7&amp;3@7"</w:t>
+      </w:r>
+    </w:p>
+    <w:p>
+      <w:pPr>
+        <w:rPr/>
+      </w:pPr>
+      <w:r>
+        <w:rPr>
+          <w:rtl w:val="0"/>
+        </w:rPr>
+        <w:t xml:space="preserve">        );</w:t>
+      </w:r>
+    </w:p>
+    <w:p>
+      <w:pPr>
+        <w:rPr/>
+      </w:pPr>
+      <w:r>
+        <w:rPr>
+          <w:rtl w:val="0"/>
+        </w:rPr>
+      </w:r>
+    </w:p>
+    <w:p>
+      <w:pPr>
+        <w:rPr/>
+      </w:pPr>
+      <w:r>
+        <w:rPr>
+          <w:rtl w:val="0"/>
+        </w:rPr>
+        <w:t xml:space="preserve">        // Insert info into database (prepare statement first to prevent SQL Injection Attack)</w:t>
+      </w:r>
+    </w:p>
+    <w:p>
+      <w:pPr>
+        <w:rPr/>
+      </w:pPr>
+      <w:r>
+        <w:rPr>
+          <w:rtl w:val="0"/>
+        </w:rPr>
+        <w:t xml:space="preserve">        String sql = "UPDATE students SET student_code = ?, full_name = ?, email = ?, major = ? WHERE id = ?";</w:t>
+      </w:r>
+    </w:p>
+    <w:p>
+      <w:pPr>
+        <w:rPr/>
+      </w:pPr>
+      <w:r>
+        <w:rPr>
+          <w:rtl w:val="0"/>
+        </w:rPr>
+        <w:t xml:space="preserve">        </w:t>
+      </w:r>
+    </w:p>
+    <w:p>
+      <w:pPr>
+        <w:rPr/>
+      </w:pPr>
+      <w:r>
+        <w:rPr>
+          <w:rtl w:val="0"/>
+        </w:rPr>
+        <w:t xml:space="preserve">        pstmt = conn.prepareStatement(sql);</w:t>
+      </w:r>
+    </w:p>
+    <w:p>
+      <w:pPr>
+        <w:rPr/>
+      </w:pPr>
+      <w:r>
+        <w:rPr>
+          <w:rtl w:val="0"/>
+        </w:rPr>
+        <w:t xml:space="preserve">        pstmt.setString(1, studentCode);</w:t>
+      </w:r>
+    </w:p>
+    <w:p>
+      <w:pPr>
+        <w:rPr/>
+      </w:pPr>
+      <w:r>
+        <w:rPr>
+          <w:rtl w:val="0"/>
+        </w:rPr>
+        <w:t xml:space="preserve">        pstmt.setString(2, fullName);</w:t>
+      </w:r>
+    </w:p>
+    <w:p>
+      <w:pPr>
+        <w:rPr/>
+      </w:pPr>
+      <w:r>
+        <w:rPr>
+          <w:rtl w:val="0"/>
+        </w:rPr>
+        <w:t xml:space="preserve">        pstmt.setString(3, email);</w:t>
+      </w:r>
+    </w:p>
+    <w:p>
+      <w:pPr>
+        <w:rPr/>
+      </w:pPr>
+      <w:r>
+        <w:rPr>
+          <w:rtl w:val="0"/>
+        </w:rPr>
+        <w:t xml:space="preserve">        pstmt.setString(4, major);</w:t>
+      </w:r>
+    </w:p>
+    <w:p>
+      <w:pPr>
+        <w:rPr/>
+      </w:pPr>
+      <w:r>
+        <w:rPr>
+          <w:rtl w:val="0"/>
+        </w:rPr>
+        <w:t xml:space="preserve">        pstmt.setString(5, id);</w:t>
+      </w:r>
+    </w:p>
+    <w:p>
+      <w:pPr>
+        <w:rPr/>
+      </w:pPr>
+      <w:r>
+        <w:rPr>
+          <w:rtl w:val="0"/>
+        </w:rPr>
+        <w:t xml:space="preserve">        </w:t>
+      </w:r>
+    </w:p>
+    <w:p>
+      <w:pPr>
+        <w:rPr/>
+      </w:pPr>
+      <w:r>
+        <w:rPr>
+          <w:rtl w:val="0"/>
+        </w:rPr>
+        <w:t xml:space="preserve">        int rowsAffected = pstmt.executeUpdate();</w:t>
+      </w:r>
+    </w:p>
+    <w:p>
+      <w:pPr>
+        <w:rPr/>
+      </w:pPr>
+      <w:r>
+        <w:rPr>
+          <w:rtl w:val="0"/>
+        </w:rPr>
+        <w:t xml:space="preserve">        </w:t>
+      </w:r>
+    </w:p>
+    <w:p>
+      <w:pPr>
+        <w:rPr/>
+      </w:pPr>
+      <w:r>
+        <w:rPr>
+          <w:rtl w:val="0"/>
+        </w:rPr>
+        <w:t xml:space="preserve">        if (rowsAffected &gt; 0) {</w:t>
+      </w:r>
+    </w:p>
+    <w:p>
+      <w:pPr>
+        <w:rPr/>
+      </w:pPr>
+      <w:r>
+        <w:rPr>
+          <w:rtl w:val="0"/>
+        </w:rPr>
+        <w:t xml:space="preserve">            response.sendRedirect("list_students.jsp?message=Student updated successfully");</w:t>
+      </w:r>
+    </w:p>
+    <w:p>
+      <w:pPr>
+        <w:rPr/>
+      </w:pPr>
+      <w:r>
+        <w:rPr>
+          <w:rtl w:val="0"/>
+        </w:rPr>
+        <w:t xml:space="preserve">        } else {</w:t>
+      </w:r>
+    </w:p>
+    <w:p>
+      <w:pPr>
+        <w:rPr/>
+      </w:pPr>
+      <w:r>
+        <w:rPr>
+          <w:rtl w:val="0"/>
+        </w:rPr>
+        <w:t xml:space="preserve">            response.sendRedirect("edit_student.jsp?message=Error: Failed to update student");</w:t>
+      </w:r>
+    </w:p>
+    <w:p>
+      <w:pPr>
+        <w:rPr/>
+      </w:pPr>
+      <w:r>
+        <w:rPr>
+          <w:rtl w:val="0"/>
+        </w:rPr>
+        <w:t xml:space="preserve">        }</w:t>
+      </w:r>
+    </w:p>
+    <w:p>
+      <w:pPr>
+        <w:rPr/>
+      </w:pPr>
+      <w:r>
+        <w:rPr>
+          <w:rtl w:val="0"/>
+        </w:rPr>
+        <w:t xml:space="preserve">        </w:t>
+      </w:r>
+    </w:p>
+    <w:p>
+      <w:pPr>
+        <w:rPr/>
+      </w:pPr>
+      <w:r>
+        <w:rPr>
+          <w:rtl w:val="0"/>
+        </w:rPr>
+        <w:t xml:space="preserve">        // Handle errors</w:t>
+      </w:r>
+    </w:p>
+    <w:p>
+      <w:pPr>
+        <w:rPr/>
+      </w:pPr>
+      <w:r>
+        <w:rPr>
+          <w:rtl w:val="0"/>
+        </w:rPr>
+        <w:t xml:space="preserve">        } catch (ClassNotFoundException e) {</w:t>
+      </w:r>
+    </w:p>
+    <w:p>
+      <w:pPr>
+        <w:rPr/>
+      </w:pPr>
+      <w:r>
+        <w:rPr>
+          <w:rtl w:val="0"/>
+        </w:rPr>
+        <w:t xml:space="preserve">            response.sendRedirect("edit_student.jsp?message=Error: JDBC Driver not found.");</w:t>
+      </w:r>
+    </w:p>
+    <w:p>
+      <w:pPr>
+        <w:rPr/>
+      </w:pPr>
+      <w:r>
+        <w:rPr>
+          <w:rtl w:val="0"/>
+        </w:rPr>
+        <w:t xml:space="preserve">            e.printStackTrace();</w:t>
+      </w:r>
+    </w:p>
+    <w:p>
+      <w:pPr>
+        <w:rPr/>
+      </w:pPr>
+      <w:r>
+        <w:rPr>
+          <w:rtl w:val="0"/>
+        </w:rPr>
+        <w:t xml:space="preserve">        } catch (SQLException e) {</w:t>
+      </w:r>
+    </w:p>
+    <w:p>
+      <w:pPr>
+        <w:rPr/>
+      </w:pPr>
+      <w:r>
+        <w:rPr>
+          <w:rtl w:val="0"/>
+        </w:rPr>
+        <w:t xml:space="preserve">            response.sendRedirect("edit_student.jsp?message=Error: Database error: " + e.getMessage());</w:t>
+      </w:r>
+    </w:p>
+    <w:p>
+      <w:pPr>
+        <w:rPr/>
+      </w:pPr>
+      <w:r>
+        <w:rPr>
+          <w:rtl w:val="0"/>
+        </w:rPr>
+        <w:t xml:space="preserve">            e.printStackTrace();</w:t>
+      </w:r>
+    </w:p>
+    <w:p>
+      <w:pPr>
+        <w:rPr/>
+      </w:pPr>
+      <w:r>
+        <w:rPr>
+          <w:rtl w:val="0"/>
+        </w:rPr>
+        <w:t xml:space="preserve">            </w:t>
+      </w:r>
+    </w:p>
+    <w:p>
+      <w:pPr>
+        <w:rPr/>
+      </w:pPr>
+      <w:r>
+        <w:rPr>
+          <w:rtl w:val="0"/>
+        </w:rPr>
+        <w:t xml:space="preserve">        // Close database connection</w:t>
+      </w:r>
+    </w:p>
+    <w:p>
+      <w:pPr>
+        <w:rPr/>
+      </w:pPr>
+      <w:r>
+        <w:rPr>
+          <w:rtl w:val="0"/>
+        </w:rPr>
+        <w:t xml:space="preserve">        } finally {</w:t>
+      </w:r>
+    </w:p>
+    <w:p>
+      <w:pPr>
+        <w:rPr/>
+      </w:pPr>
+      <w:r>
+        <w:rPr>
+          <w:rtl w:val="0"/>
+        </w:rPr>
+        <w:t xml:space="preserve">            try {</w:t>
+      </w:r>
+    </w:p>
+    <w:p>
+      <w:pPr>
+        <w:rPr/>
+      </w:pPr>
+      <w:r>
+        <w:rPr>
+          <w:rtl w:val="0"/>
+        </w:rPr>
+        <w:t xml:space="preserve">                if (pstmt != null) pstmt.close();</w:t>
+      </w:r>
+    </w:p>
+    <w:p>
+      <w:pPr>
+        <w:rPr/>
+      </w:pPr>
+      <w:r>
+        <w:rPr>
+          <w:rtl w:val="0"/>
+        </w:rPr>
+        <w:t xml:space="preserve">                if (conn != null) conn.close();</w:t>
+      </w:r>
+    </w:p>
+    <w:p>
+      <w:pPr>
+        <w:rPr/>
+      </w:pPr>
+      <w:r>
+        <w:rPr>
+          <w:rtl w:val="0"/>
+        </w:rPr>
+        <w:t xml:space="preserve">            } catch (SQLException e) {</w:t>
+      </w:r>
+    </w:p>
+    <w:p>
+      <w:pPr>
+        <w:rPr/>
+      </w:pPr>
+      <w:r>
+        <w:rPr>
+          <w:rtl w:val="0"/>
+        </w:rPr>
+        <w:t xml:space="preserve">                e.printStackTrace();</w:t>
+      </w:r>
+    </w:p>
+    <w:p>
+      <w:pPr>
+        <w:rPr/>
+      </w:pPr>
+      <w:r>
+        <w:rPr>
+          <w:rtl w:val="0"/>
+        </w:rPr>
+        <w:t xml:space="preserve">            }</w:t>
+      </w:r>
+    </w:p>
+    <w:p>
+      <w:pPr>
+        <w:rPr/>
+      </w:pPr>
+      <w:r>
+        <w:rPr>
+          <w:rtl w:val="0"/>
+        </w:rPr>
+        <w:t xml:space="preserve">        }</w:t>
+      </w:r>
+    </w:p>
+    <w:p>
+      <w:pPr>
+        <w:rPr/>
+      </w:pPr>
+      <w:r>
+        <w:rPr>
+          <w:rtl w:val="0"/>
+        </w:rPr>
+        <w:t xml:space="preserve">%&gt;</w:t>
+      </w:r>
+    </w:p>
+    <w:p>
+      <w:pPr>
+        <w:rPr/>
+      </w:pPr>
+      <w:r>
+        <w:rPr>
+          <w:rtl w:val="0"/>
+        </w:rPr>
+        <w:t xml:space="preserve">&lt;/body&gt;</w:t>
+      </w:r>
+    </w:p>
+    <w:p>
+      <w:pPr>
+        <w:rPr/>
+      </w:pPr>
+      <w:r>
+        <w:rPr>
+          <w:rtl w:val="0"/>
+        </w:rPr>
+        <w:t xml:space="preserve">&lt;/html&gt;</w:t>
+      </w:r>
+    </w:p>
+    <w:p>
+      <w:pPr>
+        <w:pStyle w:val="Heading2"/>
+        <w:rPr/>
+      </w:pPr>
+      <w:bookmarkStart w:colFirst="0" w:colLast="0" w:name="_x633ggn4p91y" w:id="27"/>
+      <w:bookmarkEnd w:id="27"/>
+      <w:r>
+        <w:rPr>
+          <w:rtl w:val="0"/>
+        </w:rPr>
+        <w:t xml:space="preserve">Result</w:t>
+      </w:r>
+    </w:p>
+    <w:p>
+      <w:pPr>
+        <w:pStyle w:val="Heading3"/>
+        <w:rPr/>
+      </w:pPr>
+      <w:bookmarkStart w:colFirst="0" w:colLast="0" w:name="_c05q6k2lynoh" w:id="28"/>
+      <w:bookmarkEnd w:id="28"/>
+      <w:r>
+        <w:rPr>
+          <w:rtl w:val="0"/>
+        </w:rPr>
+        <w:t xml:space="preserve">Process_add.jsp</w:t>
       </w:r>
     </w:p>
     <w:p>
